--- a/Fase 2/Evidencias Grupales/2.4_GuiaEstudiante_Fase 2_DesarrolloProyecto APT (Español).docx
+++ b/Fase 2/Evidencias Grupales/2.4_GuiaEstudiante_Fase 2_DesarrolloProyecto APT (Español).docx
@@ -640,15 +640,18 @@
             <w:r>
               <w:rPr>
                 <w:rFonts w:ascii="Calibri" w:hAnsi="Calibri" w:cs="Arial"/>
-                <w:i/>
-                <w:color w:val="548DD4"/>
+                <w:i w:val="0"/>
+                <w:color w:val="262626"/>
                 <w:sz w:val="20"/>
                 <w:szCs w:val="20"/>
                 <w:lang w:eastAsia="es-CL"/>
               </w:rPr>
-              <w:t xml:space="preserve">En esta </w:t>
-            </w:r>
-            <w:r>
+              <w:t>Anvil of Ambition es un videojuego 2D educativo desarrollado en Godot 4.7 que apoya el aprendizaje de la metalurgia. Al 21-10-2026 el juego cuenta con un vertical slice jugable de principio a fin: pantalla de título con 3 ranuras de partida, introducción de la historia, arco narrativo con Edric y Seren, exploración de 9 escenas (taller, tienda, patio, exterior, bifurcación, bosque en tres zonas y mina), recolección de minerales, forja con minijuegos de temperatura, impacto y temple, combate por turnos con ventana de timing, inventario, equipo, estadísticas, economía, etapas de herrero y guardado de partida.</w:t>
+            </w:r>
+          </w:p>
+          <w:p>
+            <w:pPr>
+              <w:jc w:val="both"/>
               <w:rPr>
                 <w:rFonts w:ascii="Calibri" w:hAnsi="Calibri" w:cs="Arial"/>
                 <w:i/>
@@ -657,20 +660,22 @@
                 <w:szCs w:val="20"/>
                 <w:lang w:eastAsia="es-CL"/>
               </w:rPr>
-              <w:t>sección</w:t>
-            </w:r>
-            <w:r>
-              <w:rPr>
-                <w:rFonts w:ascii="Calibri" w:hAnsi="Calibri" w:cs="Arial"/>
-                <w:i/>
-                <w:color w:val="548DD4"/>
+            </w:pPr>
+            <w:r>
+              <w:rPr>
+                <w:rFonts w:ascii="Calibri" w:hAnsi="Calibri" w:cs="Arial"/>
+                <w:i w:val="0"/>
+                <w:color w:val="262626"/>
                 <w:sz w:val="20"/>
                 <w:szCs w:val="20"/>
                 <w:lang w:eastAsia="es-CL"/>
               </w:rPr>
-              <w:t xml:space="preserve"> deberá</w:t>
-            </w:r>
-            <w:r>
+              <w:t>Avance por objetivo específico de la Definición del Proyecto (1.5): (1) GDD: completado. (2) Fichas de minerales y metales con datos reales, fundición y forja: completado; cada material define su rango real de temperatura de forja y existe un libro de aleaciones. (3) Sistemas de apoyo (inventario, equipo, estadísticas, progresión del herrero, economía): completado. (4) Exploración, recolección y combate por turnos con timing: completado en su versión base; quedan límites caminables y balance. (5) Narrativa y guardado: completado, falta integrar el flujo final. (6) Validación: en curso; hay 24 casos de prueba registrados (20 aprobados), pero faltan las pruebas automatizadas y la prueba con estudiantes de metalurgia.</w:t>
+            </w:r>
+          </w:p>
+          <w:p>
+            <w:pPr>
+              <w:jc w:val="both"/>
               <w:rPr>
                 <w:rFonts w:ascii="Calibri" w:hAnsi="Calibri" w:cs="Arial"/>
                 <w:i/>
@@ -679,108 +684,17 @@
                 <w:szCs w:val="20"/>
                 <w:lang w:eastAsia="es-CL"/>
               </w:rPr>
-              <w:t>s</w:t>
-            </w:r>
-            <w:r>
-              <w:rPr>
-                <w:rFonts w:ascii="Calibri" w:hAnsi="Calibri" w:cs="Arial"/>
-                <w:i/>
-                <w:color w:val="548DD4"/>
+            </w:pPr>
+            <w:r>
+              <w:rPr>
+                <w:rFonts w:ascii="Calibri" w:hAnsi="Calibri" w:cs="Arial"/>
+                <w:i w:val="0"/>
+                <w:color w:val="262626"/>
                 <w:sz w:val="20"/>
                 <w:szCs w:val="20"/>
                 <w:lang w:eastAsia="es-CL"/>
               </w:rPr>
-              <w:t xml:space="preserve"> </w:t>
-            </w:r>
-            <w:r>
-              <w:rPr>
-                <w:rFonts w:ascii="Calibri" w:hAnsi="Calibri" w:cs="Arial"/>
-                <w:i/>
-                <w:color w:val="548DD4"/>
-                <w:sz w:val="20"/>
-                <w:szCs w:val="20"/>
-                <w:lang w:eastAsia="es-CL"/>
-              </w:rPr>
-              <w:t xml:space="preserve">realizar un resumen de los avances que has realizado en tu proyecto APT. </w:t>
-            </w:r>
-            <w:r>
-              <w:rPr>
-                <w:rFonts w:ascii="Calibri" w:hAnsi="Calibri" w:cs="Arial"/>
-                <w:i/>
-                <w:color w:val="548DD4"/>
-                <w:sz w:val="20"/>
-                <w:szCs w:val="20"/>
-                <w:lang w:eastAsia="es-CL"/>
-              </w:rPr>
-              <w:t xml:space="preserve">Relata </w:t>
-            </w:r>
-            <w:r>
-              <w:rPr>
-                <w:rFonts w:ascii="Calibri" w:hAnsi="Calibri" w:cs="Arial"/>
-                <w:i/>
-                <w:color w:val="548DD4"/>
-                <w:sz w:val="20"/>
-                <w:szCs w:val="20"/>
-                <w:lang w:eastAsia="es-CL"/>
-              </w:rPr>
-              <w:t xml:space="preserve">brevemente </w:t>
-            </w:r>
-            <w:r>
-              <w:rPr>
-                <w:rFonts w:ascii="Calibri" w:hAnsi="Calibri" w:cs="Arial"/>
-                <w:i/>
-                <w:color w:val="548DD4"/>
-                <w:sz w:val="20"/>
-                <w:szCs w:val="20"/>
-                <w:lang w:eastAsia="es-CL"/>
-              </w:rPr>
-              <w:t xml:space="preserve">qué </w:t>
-            </w:r>
-            <w:r>
-              <w:rPr>
-                <w:rFonts w:ascii="Calibri" w:hAnsi="Calibri" w:cs="Arial"/>
-                <w:i/>
-                <w:color w:val="548DD4"/>
-                <w:sz w:val="20"/>
-                <w:szCs w:val="20"/>
-                <w:lang w:eastAsia="es-CL"/>
-              </w:rPr>
-              <w:t xml:space="preserve">actividades </w:t>
-            </w:r>
-            <w:r>
-              <w:rPr>
-                <w:rFonts w:ascii="Calibri" w:hAnsi="Calibri" w:cs="Arial"/>
-                <w:i/>
-                <w:color w:val="548DD4"/>
-                <w:sz w:val="20"/>
-                <w:szCs w:val="20"/>
-                <w:lang w:eastAsia="es-CL"/>
-              </w:rPr>
-              <w:t>del proyecto has llevado a cabo y qué objetivos específicos has cumplido hasta el minuto y de qué manera.</w:t>
-            </w:r>
-          </w:p>
-          <w:p>
-            <w:pPr>
-              <w:jc w:val="both"/>
-              <w:rPr>
-                <w:rFonts w:ascii="Calibri" w:hAnsi="Calibri" w:cs="Arial"/>
-                <w:i/>
-                <w:color w:val="548DD4"/>
-                <w:sz w:val="20"/>
-                <w:szCs w:val="20"/>
-                <w:lang w:eastAsia="es-CL"/>
-              </w:rPr>
-            </w:pPr>
-            <w:r>
-              <w:rPr>
-                <w:rFonts w:ascii="Calibri" w:hAnsi="Calibri" w:cs="Arial"/>
-                <w:i/>
-                <w:color w:val="548DD4"/>
-                <w:sz w:val="20"/>
-                <w:szCs w:val="20"/>
-                <w:lang w:eastAsia="es-CL"/>
-              </w:rPr>
-              <w:t>En caso que hayas realizado ajustes a los objetivos o metodología, debes incluir dichos apartados nuevamente en este informe, señalando cuáles son dichos ajustes.</w:t>
+              <w:t>En cifras: 85 commits y 13 Pull Requests integrados en la rama main del repositorio del juego, y 47 actividades registradas en el Sprint Backlog (44 terminadas y 3 en curso).</w:t>
             </w:r>
           </w:p>
         </w:tc>
@@ -831,13 +745,13 @@
             <w:r>
               <w:rPr>
                 <w:rFonts w:ascii="Calibri" w:hAnsi="Calibri" w:cs="Arial"/>
-                <w:i/>
-                <w:color w:val="548DD4"/>
+                <w:i w:val="0"/>
+                <w:color w:val="262626"/>
                 <w:sz w:val="20"/>
                 <w:szCs w:val="20"/>
                 <w:lang w:eastAsia="es-CL"/>
               </w:rPr>
-              <w:t>Opcional en caso de ajuste</w:t>
+              <w:t>Sin ajustes. Los seis objetivos específicos de la 1.5 se mantienen. El objetivo 6 sigue vigente, pero sus actividades están atrasadas (ver sección 3).</w:t>
             </w:r>
           </w:p>
         </w:tc>
@@ -887,13 +801,109 @@
             <w:r>
               <w:rPr>
                 <w:rFonts w:ascii="Calibri" w:hAnsi="Calibri" w:cs="Arial"/>
-                <w:i/>
-                <w:color w:val="548DD4"/>
+                <w:i w:val="0"/>
+                <w:color w:val="262626"/>
                 <w:sz w:val="20"/>
                 <w:szCs w:val="20"/>
                 <w:lang w:eastAsia="es-CL"/>
               </w:rPr>
-              <w:t>Opcional en caso de ajuste</w:t>
+              <w:t>Se mantiene la metodología en cascada definida en la 1.5 (planificación, diseño, implementación, pruebas, cierre). Ajuste: dentro de la etapa de implementación el equipo trabaja en iteraciones de una a dos semanas, con prácticas ágiles que no estaban descritas en la 1.5:</w:t>
+            </w:r>
+          </w:p>
+          <w:p>
+            <w:pPr>
+              <w:jc w:val="both"/>
+              <w:rPr>
+                <w:rFonts w:ascii="Calibri" w:hAnsi="Calibri" w:cs="Arial"/>
+                <w:i/>
+                <w:color w:val="548DD4"/>
+                <w:sz w:val="20"/>
+                <w:szCs w:val="20"/>
+                <w:lang w:eastAsia="es-CL"/>
+              </w:rPr>
+            </w:pPr>
+            <w:r>
+              <w:rPr>
+                <w:rFonts w:ascii="Calibri" w:hAnsi="Calibri" w:cs="Arial"/>
+                <w:i w:val="0"/>
+                <w:color w:val="262626"/>
+                <w:sz w:val="20"/>
+                <w:szCs w:val="20"/>
+                <w:lang w:eastAsia="es-CL"/>
+              </w:rPr>
+              <w:t>• Product Backlog (46 historias) y Sprint Backlog por periodo, construidos desde el tablero Trello y el historial de commits.</w:t>
+            </w:r>
+          </w:p>
+          <w:p>
+            <w:pPr>
+              <w:jc w:val="both"/>
+              <w:rPr>
+                <w:rFonts w:ascii="Calibri" w:hAnsi="Calibri" w:cs="Arial"/>
+                <w:i/>
+                <w:color w:val="548DD4"/>
+                <w:sz w:val="20"/>
+                <w:szCs w:val="20"/>
+                <w:lang w:eastAsia="es-CL"/>
+              </w:rPr>
+            </w:pPr>
+            <w:r>
+              <w:rPr>
+                <w:rFonts w:ascii="Calibri" w:hAnsi="Calibri" w:cs="Arial"/>
+                <w:i w:val="0"/>
+                <w:color w:val="262626"/>
+                <w:sz w:val="20"/>
+                <w:szCs w:val="20"/>
+                <w:lang w:eastAsia="es-CL"/>
+              </w:rPr>
+              <w:t>• Una rama por funcionalidad e integración a main mediante Pull Request (desde el Sprint 4 todo el trabajo se integra así).</w:t>
+            </w:r>
+          </w:p>
+          <w:p>
+            <w:pPr>
+              <w:jc w:val="both"/>
+              <w:rPr>
+                <w:rFonts w:ascii="Calibri" w:hAnsi="Calibri" w:cs="Arial"/>
+                <w:i/>
+                <w:color w:val="548DD4"/>
+                <w:sz w:val="20"/>
+                <w:szCs w:val="20"/>
+                <w:lang w:eastAsia="es-CL"/>
+              </w:rPr>
+            </w:pPr>
+            <w:r>
+              <w:rPr>
+                <w:rFonts w:ascii="Calibri" w:hAnsi="Calibri" w:cs="Arial"/>
+                <w:i w:val="0"/>
+                <w:color w:val="262626"/>
+                <w:sz w:val="20"/>
+                <w:szCs w:val="20"/>
+                <w:lang w:eastAsia="es-CL"/>
+              </w:rPr>
+              <w:t>• Retrospectiva al cierre de cada periodo, con acciones y responsables.</w:t>
+            </w:r>
+          </w:p>
+          <w:p>
+            <w:pPr>
+              <w:jc w:val="both"/>
+              <w:rPr>
+                <w:rFonts w:ascii="Calibri" w:hAnsi="Calibri" w:cs="Arial"/>
+                <w:i/>
+                <w:color w:val="548DD4"/>
+                <w:sz w:val="20"/>
+                <w:szCs w:val="20"/>
+                <w:lang w:eastAsia="es-CL"/>
+              </w:rPr>
+            </w:pPr>
+            <w:r>
+              <w:rPr>
+                <w:rFonts w:ascii="Calibri" w:hAnsi="Calibri" w:cs="Arial"/>
+                <w:i w:val="0"/>
+                <w:color w:val="262626"/>
+                <w:sz w:val="20"/>
+                <w:szCs w:val="20"/>
+                <w:lang w:eastAsia="es-CL"/>
+              </w:rPr>
+              <w:t>Motivo: el juego tiene muchos sistemas que dependen entre sí (combate, estadísticas, inventario, guardado), y trabajar en iteraciones cortas permitió integrarlos y probarlos de a poco, en vez de esperar a la etapa de pruebas.</w:t>
             </w:r>
           </w:p>
         </w:tc>
@@ -943,15 +953,18 @@
             <w:r>
               <w:rPr>
                 <w:rFonts w:ascii="Calibri" w:hAnsi="Calibri" w:cs="Arial"/>
-                <w:i/>
-                <w:color w:val="548DD4"/>
+                <w:i w:val="0"/>
+                <w:color w:val="262626"/>
                 <w:sz w:val="20"/>
                 <w:szCs w:val="20"/>
                 <w:lang w:eastAsia="es-CL"/>
               </w:rPr>
-              <w:t>Describe la</w:t>
-            </w:r>
-            <w:r>
+              <w:t>1. Repositorio del juego (github.com/FelipeMillanOrellana/Anvil_of_Ambition): código fuente, historial de commits por integrante y Pull Requests. Muestra qué se implementó, cuándo y quién lo hizo.</w:t>
+            </w:r>
+          </w:p>
+          <w:p>
+            <w:pPr>
+              <w:jc w:val="both"/>
               <w:rPr>
                 <w:rFonts w:ascii="Calibri" w:hAnsi="Calibri" w:cs="Arial"/>
                 <w:i/>
@@ -960,20 +973,22 @@
                 <w:szCs w:val="20"/>
                 <w:lang w:eastAsia="es-CL"/>
               </w:rPr>
-              <w:t>(</w:t>
-            </w:r>
-            <w:r>
-              <w:rPr>
-                <w:rFonts w:ascii="Calibri" w:hAnsi="Calibri" w:cs="Arial"/>
-                <w:i/>
-                <w:color w:val="548DD4"/>
+            </w:pPr>
+            <w:r>
+              <w:rPr>
+                <w:rFonts w:ascii="Calibri" w:hAnsi="Calibri" w:cs="Arial"/>
+                <w:i w:val="0"/>
+                <w:color w:val="262626"/>
                 <w:sz w:val="20"/>
                 <w:szCs w:val="20"/>
                 <w:lang w:eastAsia="es-CL"/>
               </w:rPr>
-              <w:t>s</w:t>
-            </w:r>
-            <w:r>
+              <w:t>2. Tablero Trello (trello.com/b/dxwSYImH/capstone-g6-2026-02): tareas por integrante y estado.</w:t>
+            </w:r>
+          </w:p>
+          <w:p>
+            <w:pPr>
+              <w:jc w:val="both"/>
               <w:rPr>
                 <w:rFonts w:ascii="Calibri" w:hAnsi="Calibri" w:cs="Arial"/>
                 <w:i/>
@@ -982,20 +997,22 @@
                 <w:szCs w:val="20"/>
                 <w:lang w:eastAsia="es-CL"/>
               </w:rPr>
-              <w:t>)</w:t>
-            </w:r>
-            <w:r>
-              <w:rPr>
-                <w:rFonts w:ascii="Calibri" w:hAnsi="Calibri" w:cs="Arial"/>
-                <w:i/>
-                <w:color w:val="548DD4"/>
+            </w:pPr>
+            <w:r>
+              <w:rPr>
+                <w:rFonts w:ascii="Calibri" w:hAnsi="Calibri" w:cs="Arial"/>
+                <w:i w:val="0"/>
+                <w:color w:val="262626"/>
                 <w:sz w:val="20"/>
                 <w:szCs w:val="20"/>
                 <w:lang w:eastAsia="es-CL"/>
               </w:rPr>
-              <w:t xml:space="preserve"> evidencia</w:t>
-            </w:r>
-            <w:r>
+              <w:t>3. Repositorio de evidencias (github.com/jjmmcode/CAPSTONE-G6-2026-02), carpeta Fase 2/Evidencias de documentación: Product Backlog, Sprint Backlog, Pruebas, Requisitos no funcionales, Retrospectivas, Diagramas UML y Modelo de datos.</w:t>
+            </w:r>
+          </w:p>
+          <w:p>
+            <w:pPr>
+              <w:jc w:val="both"/>
               <w:rPr>
                 <w:rFonts w:ascii="Calibri" w:hAnsi="Calibri" w:cs="Arial"/>
                 <w:i/>
@@ -1004,20 +1021,22 @@
                 <w:szCs w:val="20"/>
                 <w:lang w:eastAsia="es-CL"/>
               </w:rPr>
-              <w:t>(</w:t>
-            </w:r>
-            <w:r>
-              <w:rPr>
-                <w:rFonts w:ascii="Calibri" w:hAnsi="Calibri" w:cs="Arial"/>
-                <w:i/>
-                <w:color w:val="548DD4"/>
+            </w:pPr>
+            <w:r>
+              <w:rPr>
+                <w:rFonts w:ascii="Calibri" w:hAnsi="Calibri" w:cs="Arial"/>
+                <w:i w:val="0"/>
+                <w:color w:val="262626"/>
                 <w:sz w:val="20"/>
                 <w:szCs w:val="20"/>
                 <w:lang w:eastAsia="es-CL"/>
               </w:rPr>
-              <w:t>s</w:t>
-            </w:r>
-            <w:r>
+              <w:t>4. Versión jugable del juego, que se puede ejecutar desde Godot siguiendo el README del repositorio.</w:t>
+            </w:r>
+          </w:p>
+          <w:p>
+            <w:pPr>
+              <w:jc w:val="both"/>
               <w:rPr>
                 <w:rFonts w:ascii="Calibri" w:hAnsi="Calibri" w:cs="Arial"/>
                 <w:i/>
@@ -1026,276 +1045,17 @@
                 <w:szCs w:val="20"/>
                 <w:lang w:eastAsia="es-CL"/>
               </w:rPr>
-              <w:t>)</w:t>
-            </w:r>
-            <w:r>
-              <w:rPr>
-                <w:rFonts w:ascii="Calibri" w:hAnsi="Calibri" w:cs="Arial"/>
-                <w:i/>
-                <w:color w:val="548DD4"/>
+            </w:pPr>
+            <w:r>
+              <w:rPr>
+                <w:rFonts w:ascii="Calibri" w:hAnsi="Calibri" w:cs="Arial"/>
+                <w:i w:val="0"/>
+                <w:color w:val="262626"/>
                 <w:sz w:val="20"/>
                 <w:szCs w:val="20"/>
                 <w:lang w:eastAsia="es-CL"/>
               </w:rPr>
-              <w:t xml:space="preserve"> que </w:t>
-            </w:r>
-            <w:r>
-              <w:rPr>
-                <w:rFonts w:ascii="Calibri" w:hAnsi="Calibri" w:cs="Arial"/>
-                <w:i/>
-                <w:color w:val="548DD4"/>
-                <w:sz w:val="20"/>
-                <w:szCs w:val="20"/>
-                <w:lang w:eastAsia="es-CL"/>
-              </w:rPr>
-              <w:t xml:space="preserve">presentarás en este informe de avance y justifica </w:t>
-            </w:r>
-            <w:r>
-              <w:rPr>
-                <w:rFonts w:ascii="Calibri" w:hAnsi="Calibri" w:cs="Arial"/>
-                <w:i/>
-                <w:color w:val="548DD4"/>
-                <w:sz w:val="20"/>
-                <w:szCs w:val="20"/>
-                <w:lang w:eastAsia="es-CL"/>
-              </w:rPr>
-              <w:t xml:space="preserve">de qué manera </w:t>
-            </w:r>
-            <w:r>
-              <w:rPr>
-                <w:rFonts w:ascii="Calibri" w:hAnsi="Calibri" w:cs="Arial"/>
-                <w:i/>
-                <w:color w:val="548DD4"/>
-                <w:sz w:val="20"/>
-                <w:szCs w:val="20"/>
-                <w:lang w:eastAsia="es-CL"/>
-              </w:rPr>
-              <w:t>esta</w:t>
-            </w:r>
-            <w:r>
-              <w:rPr>
-                <w:rFonts w:ascii="Calibri" w:hAnsi="Calibri" w:cs="Arial"/>
-                <w:i/>
-                <w:color w:val="548DD4"/>
-                <w:sz w:val="20"/>
-                <w:szCs w:val="20"/>
-                <w:lang w:eastAsia="es-CL"/>
-              </w:rPr>
-              <w:t>(</w:t>
-            </w:r>
-            <w:r>
-              <w:rPr>
-                <w:rFonts w:ascii="Calibri" w:hAnsi="Calibri" w:cs="Arial"/>
-                <w:i/>
-                <w:color w:val="548DD4"/>
-                <w:sz w:val="20"/>
-                <w:szCs w:val="20"/>
-                <w:lang w:eastAsia="es-CL"/>
-              </w:rPr>
-              <w:t>s</w:t>
-            </w:r>
-            <w:r>
-              <w:rPr>
-                <w:rFonts w:ascii="Calibri" w:hAnsi="Calibri" w:cs="Arial"/>
-                <w:i/>
-                <w:color w:val="548DD4"/>
-                <w:sz w:val="20"/>
-                <w:szCs w:val="20"/>
-                <w:lang w:eastAsia="es-CL"/>
-              </w:rPr>
-              <w:t>)</w:t>
-            </w:r>
-            <w:r>
-              <w:rPr>
-                <w:rFonts w:ascii="Calibri" w:hAnsi="Calibri" w:cs="Arial"/>
-                <w:i/>
-                <w:color w:val="548DD4"/>
-                <w:sz w:val="20"/>
-                <w:szCs w:val="20"/>
-                <w:lang w:eastAsia="es-CL"/>
-              </w:rPr>
-              <w:t xml:space="preserve"> evidencia</w:t>
-            </w:r>
-            <w:r>
-              <w:rPr>
-                <w:rFonts w:ascii="Calibri" w:hAnsi="Calibri" w:cs="Arial"/>
-                <w:i/>
-                <w:color w:val="548DD4"/>
-                <w:sz w:val="20"/>
-                <w:szCs w:val="20"/>
-                <w:lang w:eastAsia="es-CL"/>
-              </w:rPr>
-              <w:t>(</w:t>
-            </w:r>
-            <w:r>
-              <w:rPr>
-                <w:rFonts w:ascii="Calibri" w:hAnsi="Calibri" w:cs="Arial"/>
-                <w:i/>
-                <w:color w:val="548DD4"/>
-                <w:sz w:val="20"/>
-                <w:szCs w:val="20"/>
-                <w:lang w:eastAsia="es-CL"/>
-              </w:rPr>
-              <w:t>s</w:t>
-            </w:r>
-            <w:r>
-              <w:rPr>
-                <w:rFonts w:ascii="Calibri" w:hAnsi="Calibri" w:cs="Arial"/>
-                <w:i/>
-                <w:color w:val="548DD4"/>
-                <w:sz w:val="20"/>
-                <w:szCs w:val="20"/>
-                <w:lang w:eastAsia="es-CL"/>
-              </w:rPr>
-              <w:t>)</w:t>
-            </w:r>
-            <w:r>
-              <w:rPr>
-                <w:rFonts w:ascii="Calibri" w:hAnsi="Calibri" w:cs="Arial"/>
-                <w:i/>
-                <w:color w:val="548DD4"/>
-                <w:sz w:val="20"/>
-                <w:szCs w:val="20"/>
-                <w:lang w:eastAsia="es-CL"/>
-              </w:rPr>
-              <w:t xml:space="preserve"> </w:t>
-            </w:r>
-            <w:r>
-              <w:rPr>
-                <w:rFonts w:ascii="Calibri" w:hAnsi="Calibri" w:cs="Arial"/>
-                <w:i/>
-                <w:color w:val="548DD4"/>
-                <w:sz w:val="20"/>
-                <w:szCs w:val="20"/>
-                <w:lang w:eastAsia="es-CL"/>
-              </w:rPr>
-              <w:t xml:space="preserve">permite(n) </w:t>
-            </w:r>
-            <w:r>
-              <w:rPr>
-                <w:rFonts w:ascii="Calibri" w:hAnsi="Calibri" w:cs="Arial"/>
-                <w:i/>
-                <w:color w:val="548DD4"/>
-                <w:sz w:val="20"/>
-                <w:szCs w:val="20"/>
-                <w:lang w:eastAsia="es-CL"/>
-              </w:rPr>
-              <w:t>da</w:t>
-            </w:r>
-            <w:r>
-              <w:rPr>
-                <w:rFonts w:ascii="Calibri" w:hAnsi="Calibri" w:cs="Arial"/>
-                <w:i/>
-                <w:color w:val="548DD4"/>
-                <w:sz w:val="20"/>
-                <w:szCs w:val="20"/>
-                <w:lang w:eastAsia="es-CL"/>
-              </w:rPr>
-              <w:t>r</w:t>
-            </w:r>
-            <w:r>
-              <w:rPr>
-                <w:rFonts w:ascii="Calibri" w:hAnsi="Calibri" w:cs="Arial"/>
-                <w:i/>
-                <w:color w:val="548DD4"/>
-                <w:sz w:val="20"/>
-                <w:szCs w:val="20"/>
-                <w:lang w:eastAsia="es-CL"/>
-              </w:rPr>
-              <w:t xml:space="preserve"> cuenta del </w:t>
-            </w:r>
-            <w:r>
-              <w:rPr>
-                <w:rFonts w:ascii="Calibri" w:hAnsi="Calibri" w:cs="Arial"/>
-                <w:i/>
-                <w:color w:val="548DD4"/>
-                <w:sz w:val="20"/>
-                <w:szCs w:val="20"/>
-                <w:lang w:eastAsia="es-CL"/>
-              </w:rPr>
-              <w:t>desarrollo</w:t>
-            </w:r>
-            <w:r>
-              <w:rPr>
-                <w:rFonts w:ascii="Calibri" w:hAnsi="Calibri" w:cs="Arial"/>
-                <w:i/>
-                <w:color w:val="548DD4"/>
-                <w:sz w:val="20"/>
-                <w:szCs w:val="20"/>
-                <w:lang w:eastAsia="es-CL"/>
-              </w:rPr>
-              <w:t xml:space="preserve"> </w:t>
-            </w:r>
-            <w:r>
-              <w:rPr>
-                <w:rFonts w:ascii="Calibri" w:hAnsi="Calibri" w:cs="Arial"/>
-                <w:i/>
-                <w:color w:val="548DD4"/>
-                <w:sz w:val="20"/>
-                <w:szCs w:val="20"/>
-                <w:lang w:eastAsia="es-CL"/>
-              </w:rPr>
-              <w:t>del proyecto.</w:t>
-            </w:r>
-          </w:p>
-          <w:p>
-            <w:pPr>
-              <w:jc w:val="both"/>
-              <w:rPr>
-                <w:rFonts w:ascii="Calibri" w:hAnsi="Calibri" w:cs="Arial"/>
-                <w:i/>
-                <w:color w:val="548DD4"/>
-                <w:sz w:val="20"/>
-                <w:szCs w:val="20"/>
-                <w:lang w:eastAsia="es-CL"/>
-              </w:rPr>
-            </w:pPr>
-            <w:r>
-              <w:rPr>
-                <w:rFonts w:ascii="Calibri" w:hAnsi="Calibri" w:cs="Arial"/>
-                <w:i/>
-                <w:color w:val="548DD4"/>
-                <w:sz w:val="20"/>
-                <w:szCs w:val="20"/>
-                <w:lang w:eastAsia="es-CL"/>
-              </w:rPr>
-              <w:t xml:space="preserve">En caso de ser pertinente </w:t>
-            </w:r>
-            <w:r>
-              <w:rPr>
-                <w:rFonts w:ascii="Calibri" w:hAnsi="Calibri" w:cs="Arial"/>
-                <w:i/>
-                <w:color w:val="548DD4"/>
-                <w:sz w:val="20"/>
-                <w:szCs w:val="20"/>
-                <w:lang w:eastAsia="es-CL"/>
-              </w:rPr>
-              <w:t>explica cómo resguardaste la calidad de tu Proyecto APT a partir de aspectos propios de tu disciplina (correcta aplicación de metodologías, actividades, herramientas, recursos propios, etc.).</w:t>
-            </w:r>
-          </w:p>
-          <w:p>
-            <w:pPr>
-              <w:jc w:val="both"/>
-              <w:rPr>
-                <w:rFonts w:ascii="Calibri" w:hAnsi="Calibri" w:cs="Arial"/>
-                <w:b/>
-                <w:i/>
-                <w:color w:val="548DD4"/>
-                <w:sz w:val="20"/>
-                <w:szCs w:val="20"/>
-                <w:lang w:eastAsia="es-CL"/>
-              </w:rPr>
-            </w:pPr>
-            <w:r>
-              <w:rPr>
-                <w:rFonts w:ascii="Calibri" w:hAnsi="Calibri" w:cs="Arial"/>
-                <w:i/>
-                <w:color w:val="548DD4"/>
-                <w:sz w:val="20"/>
-                <w:szCs w:val="20"/>
-                <w:lang w:eastAsia="es-CL"/>
-              </w:rPr>
-              <w:t>En este apartado adjuntar la(s) evidencia(s) seleccionada(s) para ser evaluada por el docente.</w:t>
+              <w:t>Calidad: cada funcionalidad se probó en escenas de prueba aisladas (CombatTest, CombatTestScene, ForgeTest) antes de integrarla; los casos y sus resultados quedaron en Pruebas.xlsx, incluidos 3 defectos detectados y corregidos. Además, desde el Sprint 4 los cambios pasan por Pull Request antes de entrar a main.</w:t>
             </w:r>
           </w:p>
         </w:tc>
@@ -2306,6 +2066,1592 @@
           </w:p>
         </w:tc>
       </w:tr>
+      <w:tr>
+        <w:tc>
+          <w:tcPr>
+            <w:tcW w:type="dxa" w:w="1328"/>
+          </w:tcPr>
+          <w:p>
+            <w:r>
+              <w:rPr>
+                <w:i w:val="0"/>
+                <w:color w:val="262626"/>
+                <w:sz w:val="16"/>
+              </w:rPr>
+              <w:t>Propuestas de solución</w:t>
+            </w:r>
+          </w:p>
+        </w:tc>
+        <w:tc>
+          <w:tcPr>
+            <w:tcW w:type="dxa" w:w="1077"/>
+          </w:tcPr>
+          <w:p>
+            <w:r>
+              <w:rPr>
+                <w:i w:val="0"/>
+                <w:color w:val="262626"/>
+                <w:sz w:val="16"/>
+              </w:rPr>
+              <w:t>Definición del proyecto y GDD</w:t>
+            </w:r>
+          </w:p>
+        </w:tc>
+        <w:tc>
+          <w:tcPr>
+            <w:tcW w:type="dxa" w:w="1276"/>
+          </w:tcPr>
+          <w:p>
+            <w:r>
+              <w:rPr>
+                <w:i w:val="0"/>
+                <w:color w:val="262626"/>
+                <w:sz w:val="16"/>
+              </w:rPr>
+              <w:t>GDD, guía 1.5, Trello</w:t>
+            </w:r>
+          </w:p>
+        </w:tc>
+        <w:tc>
+          <w:tcPr>
+            <w:tcW w:type="dxa" w:w="1276"/>
+          </w:tcPr>
+          <w:p>
+            <w:r>
+              <w:rPr>
+                <w:i w:val="0"/>
+                <w:color w:val="262626"/>
+                <w:sz w:val="16"/>
+              </w:rPr>
+              <w:t>S1–S2</w:t>
+            </w:r>
+          </w:p>
+        </w:tc>
+        <w:tc>
+          <w:tcPr>
+            <w:tcW w:type="dxa" w:w="1275"/>
+          </w:tcPr>
+          <w:p>
+            <w:r>
+              <w:rPr>
+                <w:i w:val="0"/>
+                <w:color w:val="262626"/>
+                <w:sz w:val="16"/>
+              </w:rPr>
+              <w:t>Equipo</w:t>
+            </w:r>
+          </w:p>
+        </w:tc>
+        <w:tc>
+          <w:tcPr>
+            <w:tcW w:type="dxa" w:w="1276"/>
+          </w:tcPr>
+          <w:p>
+            <w:r>
+              <w:rPr>
+                <w:i w:val="0"/>
+                <w:color w:val="262626"/>
+                <w:sz w:val="16"/>
+              </w:rPr>
+              <w:t>La elección del proyecto requirió el enfoque didáctico pedido por el docente.</w:t>
+            </w:r>
+          </w:p>
+        </w:tc>
+        <w:tc>
+          <w:tcPr>
+            <w:tcW w:type="dxa" w:w="1418"/>
+          </w:tcPr>
+          <w:p>
+            <w:r>
+              <w:rPr>
+                <w:i w:val="0"/>
+                <w:color w:val="262626"/>
+                <w:sz w:val="16"/>
+              </w:rPr>
+              <w:t>Completado</w:t>
+            </w:r>
+          </w:p>
+        </w:tc>
+        <w:tc>
+          <w:tcPr>
+            <w:tcW w:type="dxa" w:w="850"/>
+          </w:tcPr>
+          <w:p>
+            <w:r>
+              <w:rPr>
+                <w:i w:val="0"/>
+                <w:color w:val="262626"/>
+                <w:sz w:val="16"/>
+              </w:rPr>
+              <w:t>Se orientó el juego a estudiantes de metalurgia.</w:t>
+            </w:r>
+          </w:p>
+        </w:tc>
+      </w:tr>
+      <w:tr>
+        <w:tc>
+          <w:tcPr>
+            <w:tcW w:type="dxa" w:w="1328"/>
+          </w:tcPr>
+          <w:p>
+            <w:r>
+              <w:rPr>
+                <w:i w:val="0"/>
+                <w:color w:val="262626"/>
+                <w:sz w:val="16"/>
+              </w:rPr>
+              <w:t>Desarrollar solución de software</w:t>
+            </w:r>
+          </w:p>
+        </w:tc>
+        <w:tc>
+          <w:tcPr>
+            <w:tcW w:type="dxa" w:w="1077"/>
+          </w:tcPr>
+          <w:p>
+            <w:r>
+              <w:rPr>
+                <w:i w:val="0"/>
+                <w:color w:val="262626"/>
+                <w:sz w:val="16"/>
+              </w:rPr>
+              <w:t>Planificación y arquitectura (Resources, autoloads, estructura de escenas)</w:t>
+            </w:r>
+          </w:p>
+        </w:tc>
+        <w:tc>
+          <w:tcPr>
+            <w:tcW w:type="dxa" w:w="1276"/>
+          </w:tcPr>
+          <w:p>
+            <w:r>
+              <w:rPr>
+                <w:i w:val="0"/>
+                <w:color w:val="262626"/>
+                <w:sz w:val="16"/>
+              </w:rPr>
+              <w:t>Godot 4.7, GitHub</w:t>
+            </w:r>
+          </w:p>
+        </w:tc>
+        <w:tc>
+          <w:tcPr>
+            <w:tcW w:type="dxa" w:w="1276"/>
+          </w:tcPr>
+          <w:p>
+            <w:r>
+              <w:rPr>
+                <w:i w:val="0"/>
+                <w:color w:val="262626"/>
+                <w:sz w:val="16"/>
+              </w:rPr>
+              <w:t>S3–S4</w:t>
+            </w:r>
+          </w:p>
+        </w:tc>
+        <w:tc>
+          <w:tcPr>
+            <w:tcW w:type="dxa" w:w="1275"/>
+          </w:tcPr>
+          <w:p>
+            <w:r>
+              <w:rPr>
+                <w:i w:val="0"/>
+                <w:color w:val="262626"/>
+                <w:sz w:val="16"/>
+              </w:rPr>
+              <w:t>Felipe</w:t>
+            </w:r>
+          </w:p>
+        </w:tc>
+        <w:tc>
+          <w:tcPr>
+            <w:tcW w:type="dxa" w:w="1276"/>
+          </w:tcPr>
+          <w:p>
+            <w:r>
+              <w:rPr>
+                <w:i w:val="0"/>
+                <w:color w:val="262626"/>
+                <w:sz w:val="16"/>
+              </w:rPr>
+              <w:t>Archivos perdidos al inicio que hubo que recuperar.</w:t>
+            </w:r>
+          </w:p>
+        </w:tc>
+        <w:tc>
+          <w:tcPr>
+            <w:tcW w:type="dxa" w:w="1418"/>
+          </w:tcPr>
+          <w:p>
+            <w:r>
+              <w:rPr>
+                <w:i w:val="0"/>
+                <w:color w:val="262626"/>
+                <w:sz w:val="16"/>
+              </w:rPr>
+              <w:t>Completado</w:t>
+            </w:r>
+          </w:p>
+        </w:tc>
+        <w:tc>
+          <w:tcPr>
+            <w:tcW w:type="dxa" w:w="850"/>
+          </w:tcPr>
+          <w:p>
+            <w:r>
+              <w:rPr>
+                <w:i w:val="0"/>
+                <w:color w:val="262626"/>
+                <w:sz w:val="16"/>
+              </w:rPr>
+              <w:t>—</w:t>
+            </w:r>
+          </w:p>
+        </w:tc>
+      </w:tr>
+      <w:tr>
+        <w:tc>
+          <w:tcPr>
+            <w:tcW w:type="dxa" w:w="1328"/>
+          </w:tcPr>
+          <w:p>
+            <w:r>
+              <w:rPr>
+                <w:i w:val="0"/>
+                <w:color w:val="262626"/>
+                <w:sz w:val="16"/>
+              </w:rPr>
+              <w:t>Construir modelos de datos / programas y rutinas</w:t>
+            </w:r>
+          </w:p>
+        </w:tc>
+        <w:tc>
+          <w:tcPr>
+            <w:tcW w:type="dxa" w:w="1077"/>
+          </w:tcPr>
+          <w:p>
+            <w:r>
+              <w:rPr>
+                <w:i w:val="0"/>
+                <w:color w:val="262626"/>
+                <w:sz w:val="16"/>
+              </w:rPr>
+              <w:t>Fichas de metales y forja (temperatura, impacto, temple, aleaciones)</w:t>
+            </w:r>
+          </w:p>
+        </w:tc>
+        <w:tc>
+          <w:tcPr>
+            <w:tcW w:type="dxa" w:w="1276"/>
+          </w:tcPr>
+          <w:p>
+            <w:r>
+              <w:rPr>
+                <w:i w:val="0"/>
+                <w:color w:val="262626"/>
+                <w:sz w:val="16"/>
+              </w:rPr>
+              <w:t>Godot, datos reales de metalurgia</w:t>
+            </w:r>
+          </w:p>
+        </w:tc>
+        <w:tc>
+          <w:tcPr>
+            <w:tcW w:type="dxa" w:w="1276"/>
+          </w:tcPr>
+          <w:p>
+            <w:r>
+              <w:rPr>
+                <w:i w:val="0"/>
+                <w:color w:val="262626"/>
+                <w:sz w:val="16"/>
+              </w:rPr>
+              <w:t>S5–S8</w:t>
+            </w:r>
+          </w:p>
+        </w:tc>
+        <w:tc>
+          <w:tcPr>
+            <w:tcW w:type="dxa" w:w="1275"/>
+          </w:tcPr>
+          <w:p>
+            <w:r>
+              <w:rPr>
+                <w:i w:val="0"/>
+                <w:color w:val="262626"/>
+                <w:sz w:val="16"/>
+              </w:rPr>
+              <w:t>Felipe</w:t>
+            </w:r>
+          </w:p>
+        </w:tc>
+        <w:tc>
+          <w:tcPr>
+            <w:tcW w:type="dxa" w:w="1276"/>
+          </w:tcPr>
+          <w:p>
+            <w:r>
+              <w:rPr>
+                <w:i w:val="0"/>
+                <w:color w:val="262626"/>
+                <w:sz w:val="16"/>
+              </w:rPr>
+              <w:t>Requiere validar los datos con estudiantes de metalurgia.</w:t>
+            </w:r>
+          </w:p>
+        </w:tc>
+        <w:tc>
+          <w:tcPr>
+            <w:tcW w:type="dxa" w:w="1418"/>
+          </w:tcPr>
+          <w:p>
+            <w:r>
+              <w:rPr>
+                <w:i w:val="0"/>
+                <w:color w:val="262626"/>
+                <w:sz w:val="16"/>
+              </w:rPr>
+              <w:t>Completado</w:t>
+            </w:r>
+          </w:p>
+        </w:tc>
+        <w:tc>
+          <w:tcPr>
+            <w:tcW w:type="dxa" w:w="850"/>
+          </w:tcPr>
+          <w:p>
+            <w:r>
+              <w:rPr>
+                <w:i w:val="0"/>
+                <w:color w:val="262626"/>
+                <w:sz w:val="16"/>
+              </w:rPr>
+              <w:t>Se agregó la fase de temple y el libro de aleaciones.</w:t>
+            </w:r>
+          </w:p>
+        </w:tc>
+      </w:tr>
+      <w:tr>
+        <w:tc>
+          <w:tcPr>
+            <w:tcW w:type="dxa" w:w="1328"/>
+          </w:tcPr>
+          <w:p>
+            <w:r>
+              <w:rPr>
+                <w:i w:val="0"/>
+                <w:color w:val="262626"/>
+                <w:sz w:val="16"/>
+              </w:rPr>
+              <w:t>Construir programas y rutinas</w:t>
+            </w:r>
+          </w:p>
+        </w:tc>
+        <w:tc>
+          <w:tcPr>
+            <w:tcW w:type="dxa" w:w="1077"/>
+          </w:tcPr>
+          <w:p>
+            <w:r>
+              <w:rPr>
+                <w:i w:val="0"/>
+                <w:color w:val="262626"/>
+                <w:sz w:val="16"/>
+              </w:rPr>
+              <w:t>Interfaz de usuario (pausa, menú principal, inventario, estadísticas, HUD de combate, opciones, Modo Asistencia)</w:t>
+            </w:r>
+          </w:p>
+        </w:tc>
+        <w:tc>
+          <w:tcPr>
+            <w:tcW w:type="dxa" w:w="1276"/>
+          </w:tcPr>
+          <w:p>
+            <w:r>
+              <w:rPr>
+                <w:i w:val="0"/>
+                <w:color w:val="262626"/>
+                <w:sz w:val="16"/>
+              </w:rPr>
+              <w:t>Godot (Control, CanvasLayer)</w:t>
+            </w:r>
+          </w:p>
+        </w:tc>
+        <w:tc>
+          <w:tcPr>
+            <w:tcW w:type="dxa" w:w="1276"/>
+          </w:tcPr>
+          <w:p>
+            <w:r>
+              <w:rPr>
+                <w:i w:val="0"/>
+                <w:color w:val="262626"/>
+                <w:sz w:val="16"/>
+              </w:rPr>
+              <w:t>S5–S10</w:t>
+            </w:r>
+          </w:p>
+        </w:tc>
+        <w:tc>
+          <w:tcPr>
+            <w:tcW w:type="dxa" w:w="1275"/>
+          </w:tcPr>
+          <w:p>
+            <w:r>
+              <w:rPr>
+                <w:i w:val="0"/>
+                <w:color w:val="262626"/>
+                <w:sz w:val="16"/>
+              </w:rPr>
+              <w:t>Joel</w:t>
+            </w:r>
+          </w:p>
+        </w:tc>
+        <w:tc>
+          <w:tcPr>
+            <w:tcW w:type="dxa" w:w="1276"/>
+          </w:tcPr>
+          <w:p>
+            <w:r>
+              <w:rPr>
+                <w:i w:val="0"/>
+                <w:color w:val="262626"/>
+                <w:sz w:val="16"/>
+              </w:rPr>
+              <w:t>La interfaz depende de los sistemas de los demás integrantes.</w:t>
+            </w:r>
+          </w:p>
+        </w:tc>
+        <w:tc>
+          <w:tcPr>
+            <w:tcW w:type="dxa" w:w="1418"/>
+          </w:tcPr>
+          <w:p>
+            <w:r>
+              <w:rPr>
+                <w:i w:val="0"/>
+                <w:color w:val="262626"/>
+                <w:sz w:val="16"/>
+              </w:rPr>
+              <w:t>Completado</w:t>
+            </w:r>
+          </w:p>
+        </w:tc>
+        <w:tc>
+          <w:tcPr>
+            <w:tcW w:type="dxa" w:w="850"/>
+          </w:tcPr>
+          <w:p>
+            <w:r>
+              <w:rPr>
+                <w:i w:val="0"/>
+                <w:color w:val="262626"/>
+                <w:sz w:val="16"/>
+              </w:rPr>
+              <w:t>Felipe migró los menús a GlobalUI y agregó arrastrar y soltar en el inventario.</w:t>
+            </w:r>
+          </w:p>
+        </w:tc>
+      </w:tr>
+      <w:tr>
+        <w:tc>
+          <w:tcPr>
+            <w:tcW w:type="dxa" w:w="1328"/>
+          </w:tcPr>
+          <w:p>
+            <w:r>
+              <w:rPr>
+                <w:i w:val="0"/>
+                <w:color w:val="262626"/>
+                <w:sz w:val="16"/>
+              </w:rPr>
+              <w:t>Desarrollar solución de software</w:t>
+            </w:r>
+          </w:p>
+        </w:tc>
+        <w:tc>
+          <w:tcPr>
+            <w:tcW w:type="dxa" w:w="1077"/>
+          </w:tcPr>
+          <w:p>
+            <w:r>
+              <w:rPr>
+                <w:i w:val="0"/>
+                <w:color w:val="262626"/>
+                <w:sz w:val="16"/>
+              </w:rPr>
+              <w:t>Escenarios (taller, tienda, patio, bosque, mina) y navegación</w:t>
+            </w:r>
+          </w:p>
+        </w:tc>
+        <w:tc>
+          <w:tcPr>
+            <w:tcW w:type="dxa" w:w="1276"/>
+          </w:tcPr>
+          <w:p>
+            <w:r>
+              <w:rPr>
+                <w:i w:val="0"/>
+                <w:color w:val="262626"/>
+                <w:sz w:val="16"/>
+              </w:rPr>
+              <w:t>Godot, arte 2D</w:t>
+            </w:r>
+          </w:p>
+        </w:tc>
+        <w:tc>
+          <w:tcPr>
+            <w:tcW w:type="dxa" w:w="1276"/>
+          </w:tcPr>
+          <w:p>
+            <w:r>
+              <w:rPr>
+                <w:i w:val="0"/>
+                <w:color w:val="262626"/>
+                <w:sz w:val="16"/>
+              </w:rPr>
+              <w:t>S7–S10</w:t>
+            </w:r>
+          </w:p>
+        </w:tc>
+        <w:tc>
+          <w:tcPr>
+            <w:tcW w:type="dxa" w:w="1275"/>
+          </w:tcPr>
+          <w:p>
+            <w:r>
+              <w:rPr>
+                <w:i w:val="0"/>
+                <w:color w:val="262626"/>
+                <w:sz w:val="16"/>
+              </w:rPr>
+              <w:t>Felipe</w:t>
+            </w:r>
+          </w:p>
+        </w:tc>
+        <w:tc>
+          <w:tcPr>
+            <w:tcW w:type="dxa" w:w="1276"/>
+          </w:tcPr>
+          <w:p>
+            <w:r>
+              <w:rPr>
+                <w:i w:val="0"/>
+                <w:color w:val="262626"/>
+                <w:sz w:val="16"/>
+              </w:rPr>
+              <w:t>Ajustar límites caminables en cada escena.</w:t>
+            </w:r>
+          </w:p>
+        </w:tc>
+        <w:tc>
+          <w:tcPr>
+            <w:tcW w:type="dxa" w:w="1418"/>
+          </w:tcPr>
+          <w:p>
+            <w:r>
+              <w:rPr>
+                <w:i w:val="0"/>
+                <w:color w:val="262626"/>
+                <w:sz w:val="16"/>
+              </w:rPr>
+              <w:t>En curso</w:t>
+            </w:r>
+          </w:p>
+        </w:tc>
+        <w:tc>
+          <w:tcPr>
+            <w:tcW w:type="dxa" w:w="850"/>
+          </w:tcPr>
+          <w:p>
+            <w:r>
+              <w:rPr>
+                <w:i w:val="0"/>
+                <w:color w:val="262626"/>
+                <w:sz w:val="16"/>
+              </w:rPr>
+              <w:t>—</w:t>
+            </w:r>
+          </w:p>
+        </w:tc>
+      </w:tr>
+      <w:tr>
+        <w:tc>
+          <w:tcPr>
+            <w:tcW w:type="dxa" w:w="1328"/>
+          </w:tcPr>
+          <w:p>
+            <w:r>
+              <w:rPr>
+                <w:i w:val="0"/>
+                <w:color w:val="262626"/>
+                <w:sz w:val="16"/>
+              </w:rPr>
+              <w:t>Construir programas y rutinas</w:t>
+            </w:r>
+          </w:p>
+        </w:tc>
+        <w:tc>
+          <w:tcPr>
+            <w:tcW w:type="dxa" w:w="1077"/>
+          </w:tcPr>
+          <w:p>
+            <w:r>
+              <w:rPr>
+                <w:i w:val="0"/>
+                <w:color w:val="262626"/>
+                <w:sz w:val="16"/>
+              </w:rPr>
+              <w:t>Combate por turnos con timing</w:t>
+            </w:r>
+          </w:p>
+        </w:tc>
+        <w:tc>
+          <w:tcPr>
+            <w:tcW w:type="dxa" w:w="1276"/>
+          </w:tcPr>
+          <w:p>
+            <w:r>
+              <w:rPr>
+                <w:i w:val="0"/>
+                <w:color w:val="262626"/>
+                <w:sz w:val="16"/>
+              </w:rPr>
+              <w:t>Godot, escenas de prueba</w:t>
+            </w:r>
+          </w:p>
+        </w:tc>
+        <w:tc>
+          <w:tcPr>
+            <w:tcW w:type="dxa" w:w="1276"/>
+          </w:tcPr>
+          <w:p>
+            <w:r>
+              <w:rPr>
+                <w:i w:val="0"/>
+                <w:color w:val="262626"/>
+                <w:sz w:val="16"/>
+              </w:rPr>
+              <w:t>S7–S12</w:t>
+            </w:r>
+          </w:p>
+        </w:tc>
+        <w:tc>
+          <w:tcPr>
+            <w:tcW w:type="dxa" w:w="1275"/>
+          </w:tcPr>
+          <w:p>
+            <w:r>
+              <w:rPr>
+                <w:i w:val="0"/>
+                <w:color w:val="262626"/>
+                <w:sz w:val="16"/>
+              </w:rPr>
+              <w:t>Yerko</w:t>
+            </w:r>
+          </w:p>
+        </w:tc>
+        <w:tc>
+          <w:tcPr>
+            <w:tcW w:type="dxa" w:w="1276"/>
+          </w:tcPr>
+          <w:p>
+            <w:r>
+              <w:rPr>
+                <w:i w:val="0"/>
+                <w:color w:val="262626"/>
+                <w:sz w:val="16"/>
+              </w:rPr>
+              <w:t>Sistema con muchas dependencias (estadísticas, HUD, botín).</w:t>
+            </w:r>
+          </w:p>
+        </w:tc>
+        <w:tc>
+          <w:tcPr>
+            <w:tcW w:type="dxa" w:w="1418"/>
+          </w:tcPr>
+          <w:p>
+            <w:r>
+              <w:rPr>
+                <w:i w:val="0"/>
+                <w:color w:val="262626"/>
+                <w:sz w:val="16"/>
+              </w:rPr>
+              <w:t>Ajustado</w:t>
+            </w:r>
+          </w:p>
+        </w:tc>
+        <w:tc>
+          <w:tcPr>
+            <w:tcW w:type="dxa" w:w="850"/>
+          </w:tcPr>
+          <w:p>
+            <w:r>
+              <w:rPr>
+                <w:i w:val="0"/>
+                <w:color w:val="262626"/>
+                <w:sz w:val="16"/>
+              </w:rPr>
+              <w:t>Se repartió: Joel hizo turnos, daño y Atacar con timing; Yerko IA y Defender; Felipe combate en el mundo (Lobo Alfa).</w:t>
+            </w:r>
+          </w:p>
+        </w:tc>
+      </w:tr>
+      <w:tr>
+        <w:tc>
+          <w:tcPr>
+            <w:tcW w:type="dxa" w:w="1328"/>
+          </w:tcPr>
+          <w:p>
+            <w:r>
+              <w:rPr>
+                <w:i w:val="0"/>
+                <w:color w:val="262626"/>
+                <w:sz w:val="16"/>
+              </w:rPr>
+              <w:t>Desarrollar solución de software</w:t>
+            </w:r>
+          </w:p>
+        </w:tc>
+        <w:tc>
+          <w:tcPr>
+            <w:tcW w:type="dxa" w:w="1077"/>
+          </w:tcPr>
+          <w:p>
+            <w:r>
+              <w:rPr>
+                <w:i w:val="0"/>
+                <w:color w:val="262626"/>
+                <w:sz w:val="16"/>
+              </w:rPr>
+              <w:t>Narrativa (diálogos, intro, arco de Edric y Seren)</w:t>
+            </w:r>
+          </w:p>
+        </w:tc>
+        <w:tc>
+          <w:tcPr>
+            <w:tcW w:type="dxa" w:w="1276"/>
+          </w:tcPr>
+          <w:p>
+            <w:r>
+              <w:rPr>
+                <w:i w:val="0"/>
+                <w:color w:val="262626"/>
+                <w:sz w:val="16"/>
+              </w:rPr>
+              <w:t>Godot, GDD</w:t>
+            </w:r>
+          </w:p>
+        </w:tc>
+        <w:tc>
+          <w:tcPr>
+            <w:tcW w:type="dxa" w:w="1276"/>
+          </w:tcPr>
+          <w:p>
+            <w:r>
+              <w:rPr>
+                <w:i w:val="0"/>
+                <w:color w:val="262626"/>
+                <w:sz w:val="16"/>
+              </w:rPr>
+              <w:t>S9–S12</w:t>
+            </w:r>
+          </w:p>
+        </w:tc>
+        <w:tc>
+          <w:tcPr>
+            <w:tcW w:type="dxa" w:w="1275"/>
+          </w:tcPr>
+          <w:p>
+            <w:r>
+              <w:rPr>
+                <w:i w:val="0"/>
+                <w:color w:val="262626"/>
+                <w:sz w:val="16"/>
+              </w:rPr>
+              <w:t>Felipe</w:t>
+            </w:r>
+          </w:p>
+        </w:tc>
+        <w:tc>
+          <w:tcPr>
+            <w:tcW w:type="dxa" w:w="1276"/>
+          </w:tcPr>
+          <w:p>
+            <w:r>
+              <w:rPr>
+                <w:i w:val="0"/>
+                <w:color w:val="262626"/>
+                <w:sz w:val="16"/>
+              </w:rPr>
+              <w:t>—</w:t>
+            </w:r>
+          </w:p>
+        </w:tc>
+        <w:tc>
+          <w:tcPr>
+            <w:tcW w:type="dxa" w:w="1418"/>
+          </w:tcPr>
+          <w:p>
+            <w:r>
+              <w:rPr>
+                <w:i w:val="0"/>
+                <w:color w:val="262626"/>
+                <w:sz w:val="16"/>
+              </w:rPr>
+              <w:t>En curso</w:t>
+            </w:r>
+          </w:p>
+        </w:tc>
+        <w:tc>
+          <w:tcPr>
+            <w:tcW w:type="dxa" w:w="850"/>
+          </w:tcPr>
+          <w:p>
+            <w:r>
+              <w:rPr>
+                <w:i w:val="0"/>
+                <w:color w:val="262626"/>
+                <w:sz w:val="16"/>
+              </w:rPr>
+              <w:t>—</w:t>
+            </w:r>
+          </w:p>
+        </w:tc>
+      </w:tr>
+      <w:tr>
+        <w:tc>
+          <w:tcPr>
+            <w:tcW w:type="dxa" w:w="1328"/>
+          </w:tcPr>
+          <w:p>
+            <w:r>
+              <w:rPr>
+                <w:i w:val="0"/>
+                <w:color w:val="262626"/>
+                <w:sz w:val="16"/>
+              </w:rPr>
+              <w:t>Construir modelos de datos</w:t>
+            </w:r>
+          </w:p>
+        </w:tc>
+        <w:tc>
+          <w:tcPr>
+            <w:tcW w:type="dxa" w:w="1077"/>
+          </w:tcPr>
+          <w:p>
+            <w:r>
+              <w:rPr>
+                <w:i w:val="0"/>
+                <w:color w:val="262626"/>
+                <w:sz w:val="16"/>
+              </w:rPr>
+              <w:t>Persistencia y progresión (guardado de partida, opciones, puntos de habilidad, etapas de herrero)</w:t>
+            </w:r>
+          </w:p>
+        </w:tc>
+        <w:tc>
+          <w:tcPr>
+            <w:tcW w:type="dxa" w:w="1276"/>
+          </w:tcPr>
+          <w:p>
+            <w:r>
+              <w:rPr>
+                <w:i w:val="0"/>
+                <w:color w:val="262626"/>
+                <w:sz w:val="16"/>
+              </w:rPr>
+              <w:t>JSON, ConfigFile</w:t>
+            </w:r>
+          </w:p>
+        </w:tc>
+        <w:tc>
+          <w:tcPr>
+            <w:tcW w:type="dxa" w:w="1276"/>
+          </w:tcPr>
+          <w:p>
+            <w:r>
+              <w:rPr>
+                <w:i w:val="0"/>
+                <w:color w:val="262626"/>
+                <w:sz w:val="16"/>
+              </w:rPr>
+              <w:t>S11–S13</w:t>
+            </w:r>
+          </w:p>
+        </w:tc>
+        <w:tc>
+          <w:tcPr>
+            <w:tcW w:type="dxa" w:w="1275"/>
+          </w:tcPr>
+          <w:p>
+            <w:r>
+              <w:rPr>
+                <w:i w:val="0"/>
+                <w:color w:val="262626"/>
+                <w:sz w:val="16"/>
+              </w:rPr>
+              <w:t>Felipe / Joel</w:t>
+            </w:r>
+          </w:p>
+        </w:tc>
+        <w:tc>
+          <w:tcPr>
+            <w:tcW w:type="dxa" w:w="1276"/>
+          </w:tcPr>
+          <w:p>
+            <w:r>
+              <w:rPr>
+                <w:i w:val="0"/>
+                <w:color w:val="262626"/>
+                <w:sz w:val="16"/>
+              </w:rPr>
+              <w:t>—</w:t>
+            </w:r>
+          </w:p>
+        </w:tc>
+        <w:tc>
+          <w:tcPr>
+            <w:tcW w:type="dxa" w:w="1418"/>
+          </w:tcPr>
+          <w:p>
+            <w:r>
+              <w:rPr>
+                <w:i w:val="0"/>
+                <w:color w:val="262626"/>
+                <w:sz w:val="16"/>
+              </w:rPr>
+              <w:t>Completado</w:t>
+            </w:r>
+          </w:p>
+        </w:tc>
+        <w:tc>
+          <w:tcPr>
+            <w:tcW w:type="dxa" w:w="850"/>
+          </w:tcPr>
+          <w:p>
+            <w:r>
+              <w:rPr>
+                <w:i w:val="0"/>
+                <w:color w:val="262626"/>
+                <w:sz w:val="16"/>
+              </w:rPr>
+              <w:t>Se adelantó: quedó terminado en el Sprint 5 (S9–S10).</w:t>
+            </w:r>
+          </w:p>
+        </w:tc>
+      </w:tr>
+      <w:tr>
+        <w:tc>
+          <w:tcPr>
+            <w:tcW w:type="dxa" w:w="1328"/>
+          </w:tcPr>
+          <w:p>
+            <w:r>
+              <w:rPr>
+                <w:i w:val="0"/>
+                <w:color w:val="262626"/>
+                <w:sz w:val="16"/>
+              </w:rPr>
+              <w:t>Desarrollar solución de software</w:t>
+            </w:r>
+          </w:p>
+        </w:tc>
+        <w:tc>
+          <w:tcPr>
+            <w:tcW w:type="dxa" w:w="1077"/>
+          </w:tcPr>
+          <w:p>
+            <w:r>
+              <w:rPr>
+                <w:i w:val="0"/>
+                <w:color w:val="262626"/>
+                <w:sz w:val="16"/>
+              </w:rPr>
+              <w:t>Arte (sprites, fondos, íconos, animaciones)</w:t>
+            </w:r>
+          </w:p>
+        </w:tc>
+        <w:tc>
+          <w:tcPr>
+            <w:tcW w:type="dxa" w:w="1276"/>
+          </w:tcPr>
+          <w:p>
+            <w:r>
+              <w:rPr>
+                <w:i w:val="0"/>
+                <w:color w:val="262626"/>
+                <w:sz w:val="16"/>
+              </w:rPr>
+              <w:t>Herramientas de dibujo</w:t>
+            </w:r>
+          </w:p>
+        </w:tc>
+        <w:tc>
+          <w:tcPr>
+            <w:tcW w:type="dxa" w:w="1276"/>
+          </w:tcPr>
+          <w:p>
+            <w:r>
+              <w:rPr>
+                <w:i w:val="0"/>
+                <w:color w:val="262626"/>
+                <w:sz w:val="16"/>
+              </w:rPr>
+              <w:t>S5–S14</w:t>
+            </w:r>
+          </w:p>
+        </w:tc>
+        <w:tc>
+          <w:tcPr>
+            <w:tcW w:type="dxa" w:w="1275"/>
+          </w:tcPr>
+          <w:p>
+            <w:r>
+              <w:rPr>
+                <w:i w:val="0"/>
+                <w:color w:val="262626"/>
+                <w:sz w:val="16"/>
+              </w:rPr>
+              <w:t>Felipe</w:t>
+            </w:r>
+          </w:p>
+        </w:tc>
+        <w:tc>
+          <w:tcPr>
+            <w:tcW w:type="dxa" w:w="1276"/>
+          </w:tcPr>
+          <w:p>
+            <w:r>
+              <w:rPr>
+                <w:i w:val="0"/>
+                <w:color w:val="262626"/>
+                <w:sz w:val="16"/>
+              </w:rPr>
+              <w:t>Pérdida de archivos de arte por OneDrive (recuperados).</w:t>
+            </w:r>
+          </w:p>
+        </w:tc>
+        <w:tc>
+          <w:tcPr>
+            <w:tcW w:type="dxa" w:w="1418"/>
+          </w:tcPr>
+          <w:p>
+            <w:r>
+              <w:rPr>
+                <w:i w:val="0"/>
+                <w:color w:val="262626"/>
+                <w:sz w:val="16"/>
+              </w:rPr>
+              <w:t>En curso</w:t>
+            </w:r>
+          </w:p>
+        </w:tc>
+        <w:tc>
+          <w:tcPr>
+            <w:tcW w:type="dxa" w:w="850"/>
+          </w:tcPr>
+          <w:p>
+            <w:r>
+              <w:rPr>
+                <w:i w:val="0"/>
+                <w:color w:val="262626"/>
+                <w:sz w:val="16"/>
+              </w:rPr>
+              <w:t>—</w:t>
+            </w:r>
+          </w:p>
+        </w:tc>
+      </w:tr>
+      <w:tr>
+        <w:tc>
+          <w:tcPr>
+            <w:tcW w:type="dxa" w:w="1328"/>
+          </w:tcPr>
+          <w:p>
+            <w:r>
+              <w:rPr>
+                <w:i w:val="0"/>
+                <w:color w:val="262626"/>
+                <w:sz w:val="16"/>
+              </w:rPr>
+              <w:t>Pruebas de certificación</w:t>
+            </w:r>
+          </w:p>
+        </w:tc>
+        <w:tc>
+          <w:tcPr>
+            <w:tcW w:type="dxa" w:w="1077"/>
+          </w:tcPr>
+          <w:p>
+            <w:r>
+              <w:rPr>
+                <w:i w:val="0"/>
+                <w:color w:val="262626"/>
+                <w:sz w:val="16"/>
+              </w:rPr>
+              <w:t>Pruebas (manuales, automatizadas y con estudiantes de metalurgia)</w:t>
+            </w:r>
+          </w:p>
+        </w:tc>
+        <w:tc>
+          <w:tcPr>
+            <w:tcW w:type="dxa" w:w="1276"/>
+          </w:tcPr>
+          <w:p>
+            <w:r>
+              <w:rPr>
+                <w:i w:val="0"/>
+                <w:color w:val="262626"/>
+                <w:sz w:val="16"/>
+              </w:rPr>
+              <w:t>Escenas de prueba, Pruebas.xlsx</w:t>
+            </w:r>
+          </w:p>
+        </w:tc>
+        <w:tc>
+          <w:tcPr>
+            <w:tcW w:type="dxa" w:w="1276"/>
+          </w:tcPr>
+          <w:p>
+            <w:r>
+              <w:rPr>
+                <w:i w:val="0"/>
+                <w:color w:val="262626"/>
+                <w:sz w:val="16"/>
+              </w:rPr>
+              <w:t>S13–S15</w:t>
+            </w:r>
+          </w:p>
+        </w:tc>
+        <w:tc>
+          <w:tcPr>
+            <w:tcW w:type="dxa" w:w="1275"/>
+          </w:tcPr>
+          <w:p>
+            <w:r>
+              <w:rPr>
+                <w:i w:val="0"/>
+                <w:color w:val="262626"/>
+                <w:sz w:val="16"/>
+              </w:rPr>
+              <w:t>Equipo</w:t>
+            </w:r>
+          </w:p>
+        </w:tc>
+        <w:tc>
+          <w:tcPr>
+            <w:tcW w:type="dxa" w:w="1276"/>
+          </w:tcPr>
+          <w:p>
+            <w:r>
+              <w:rPr>
+                <w:i w:val="0"/>
+                <w:color w:val="262626"/>
+                <w:sz w:val="16"/>
+              </w:rPr>
+              <w:t>Las pruebas manuales se adelantaron a la implementación.</w:t>
+            </w:r>
+          </w:p>
+        </w:tc>
+        <w:tc>
+          <w:tcPr>
+            <w:tcW w:type="dxa" w:w="1418"/>
+          </w:tcPr>
+          <w:p>
+            <w:r>
+              <w:rPr>
+                <w:i w:val="0"/>
+                <w:color w:val="262626"/>
+                <w:sz w:val="16"/>
+              </w:rPr>
+              <w:t>Con retraso</w:t>
+            </w:r>
+          </w:p>
+        </w:tc>
+        <w:tc>
+          <w:tcPr>
+            <w:tcW w:type="dxa" w:w="850"/>
+          </w:tcPr>
+          <w:p>
+            <w:r>
+              <w:rPr>
+                <w:i w:val="0"/>
+                <w:color w:val="262626"/>
+                <w:sz w:val="16"/>
+              </w:rPr>
+              <w:t>Faltan las pruebas automatizadas y la prueba con estudiantes.</w:t>
+            </w:r>
+          </w:p>
+        </w:tc>
+      </w:tr>
+      <w:tr>
+        <w:tc>
+          <w:tcPr>
+            <w:tcW w:type="dxa" w:w="1328"/>
+          </w:tcPr>
+          <w:p>
+            <w:r>
+              <w:rPr>
+                <w:i w:val="0"/>
+                <w:color w:val="262626"/>
+                <w:sz w:val="16"/>
+              </w:rPr>
+              <w:t>Gestionar proyectos</w:t>
+            </w:r>
+          </w:p>
+        </w:tc>
+        <w:tc>
+          <w:tcPr>
+            <w:tcW w:type="dxa" w:w="1077"/>
+          </w:tcPr>
+          <w:p>
+            <w:r>
+              <w:rPr>
+                <w:i w:val="0"/>
+                <w:color w:val="262626"/>
+                <w:sz w:val="16"/>
+              </w:rPr>
+              <w:t>Documentación y repositorio de evidencias (backlogs, pruebas, requisitos, retrospectivas, UML, modelo de datos)</w:t>
+            </w:r>
+          </w:p>
+        </w:tc>
+        <w:tc>
+          <w:tcPr>
+            <w:tcW w:type="dxa" w:w="1276"/>
+          </w:tcPr>
+          <w:p>
+            <w:r>
+              <w:rPr>
+                <w:i w:val="0"/>
+                <w:color w:val="262626"/>
+                <w:sz w:val="16"/>
+              </w:rPr>
+              <w:t>GitHub, Trello</w:t>
+            </w:r>
+          </w:p>
+        </w:tc>
+        <w:tc>
+          <w:tcPr>
+            <w:tcW w:type="dxa" w:w="1276"/>
+          </w:tcPr>
+          <w:p>
+            <w:r>
+              <w:rPr>
+                <w:i w:val="0"/>
+                <w:color w:val="262626"/>
+                <w:sz w:val="16"/>
+              </w:rPr>
+              <w:t>S9–S11</w:t>
+            </w:r>
+          </w:p>
+        </w:tc>
+        <w:tc>
+          <w:tcPr>
+            <w:tcW w:type="dxa" w:w="1275"/>
+          </w:tcPr>
+          <w:p>
+            <w:r>
+              <w:rPr>
+                <w:i w:val="0"/>
+                <w:color w:val="262626"/>
+                <w:sz w:val="16"/>
+              </w:rPr>
+              <w:t>Joel</w:t>
+            </w:r>
+          </w:p>
+        </w:tc>
+        <w:tc>
+          <w:tcPr>
+            <w:tcW w:type="dxa" w:w="1276"/>
+          </w:tcPr>
+          <w:p>
+            <w:r>
+              <w:rPr>
+                <w:i w:val="0"/>
+                <w:color w:val="262626"/>
+                <w:sz w:val="16"/>
+              </w:rPr>
+              <w:t>—</w:t>
+            </w:r>
+          </w:p>
+        </w:tc>
+        <w:tc>
+          <w:tcPr>
+            <w:tcW w:type="dxa" w:w="1418"/>
+          </w:tcPr>
+          <w:p>
+            <w:r>
+              <w:rPr>
+                <w:i w:val="0"/>
+                <w:color w:val="262626"/>
+                <w:sz w:val="16"/>
+              </w:rPr>
+              <w:t>En curso</w:t>
+            </w:r>
+          </w:p>
+        </w:tc>
+        <w:tc>
+          <w:tcPr>
+            <w:tcW w:type="dxa" w:w="850"/>
+          </w:tcPr>
+          <w:p>
+            <w:r>
+              <w:rPr>
+                <w:i w:val="0"/>
+                <w:color w:val="262626"/>
+                <w:sz w:val="16"/>
+              </w:rPr>
+              <w:t>Actividad agregada para cumplir con la estructura del repositorio exigida.</w:t>
+            </w:r>
+          </w:p>
+        </w:tc>
+      </w:tr>
+      <w:tr>
+        <w:tc>
+          <w:tcPr>
+            <w:tcW w:type="dxa" w:w="1328"/>
+          </w:tcPr>
+          <w:p>
+            <w:r>
+              <w:rPr>
+                <w:i w:val="0"/>
+                <w:color w:val="262626"/>
+                <w:sz w:val="16"/>
+              </w:rPr>
+              <w:t>Pruebas de certificación</w:t>
+            </w:r>
+          </w:p>
+        </w:tc>
+        <w:tc>
+          <w:tcPr>
+            <w:tcW w:type="dxa" w:w="1077"/>
+          </w:tcPr>
+          <w:p>
+            <w:r>
+              <w:rPr>
+                <w:i w:val="0"/>
+                <w:color w:val="262626"/>
+                <w:sz w:val="16"/>
+              </w:rPr>
+              <w:t>Corrección y cierre</w:t>
+            </w:r>
+          </w:p>
+        </w:tc>
+        <w:tc>
+          <w:tcPr>
+            <w:tcW w:type="dxa" w:w="1276"/>
+          </w:tcPr>
+          <w:p>
+            <w:r>
+              <w:rPr>
+                <w:i w:val="0"/>
+                <w:color w:val="262626"/>
+                <w:sz w:val="16"/>
+              </w:rPr>
+              <w:t>—</w:t>
+            </w:r>
+          </w:p>
+        </w:tc>
+        <w:tc>
+          <w:tcPr>
+            <w:tcW w:type="dxa" w:w="1276"/>
+          </w:tcPr>
+          <w:p>
+            <w:r>
+              <w:rPr>
+                <w:i w:val="0"/>
+                <w:color w:val="262626"/>
+                <w:sz w:val="16"/>
+              </w:rPr>
+              <w:t>S15–S16</w:t>
+            </w:r>
+          </w:p>
+        </w:tc>
+        <w:tc>
+          <w:tcPr>
+            <w:tcW w:type="dxa" w:w="1275"/>
+          </w:tcPr>
+          <w:p>
+            <w:r>
+              <w:rPr>
+                <w:i w:val="0"/>
+                <w:color w:val="262626"/>
+                <w:sz w:val="16"/>
+              </w:rPr>
+              <w:t>Equipo</w:t>
+            </w:r>
+          </w:p>
+        </w:tc>
+        <w:tc>
+          <w:tcPr>
+            <w:tcW w:type="dxa" w:w="1276"/>
+          </w:tcPr>
+          <w:p>
+            <w:r>
+              <w:rPr>
+                <w:i w:val="0"/>
+                <w:color w:val="262626"/>
+                <w:sz w:val="16"/>
+              </w:rPr>
+              <w:t>—</w:t>
+            </w:r>
+          </w:p>
+        </w:tc>
+        <w:tc>
+          <w:tcPr>
+            <w:tcW w:type="dxa" w:w="1418"/>
+          </w:tcPr>
+          <w:p>
+            <w:r>
+              <w:rPr>
+                <w:i w:val="0"/>
+                <w:color w:val="262626"/>
+                <w:sz w:val="16"/>
+              </w:rPr>
+              <w:t>No iniciado</w:t>
+            </w:r>
+          </w:p>
+        </w:tc>
+        <w:tc>
+          <w:tcPr>
+            <w:tcW w:type="dxa" w:w="850"/>
+          </w:tcPr>
+          <w:p>
+            <w:r>
+              <w:rPr>
+                <w:i w:val="0"/>
+                <w:color w:val="262626"/>
+                <w:sz w:val="16"/>
+              </w:rPr>
+              <w:t>—</w:t>
+            </w:r>
+          </w:p>
+        </w:tc>
+      </w:tr>
+      <w:tr>
+        <w:tc>
+          <w:tcPr>
+            <w:tcW w:type="dxa" w:w="1328"/>
+          </w:tcPr>
+          <w:p>
+            <w:r>
+              <w:rPr>
+                <w:i w:val="0"/>
+                <w:color w:val="262626"/>
+                <w:sz w:val="16"/>
+              </w:rPr>
+              <w:t>Gestionar proyectos</w:t>
+            </w:r>
+          </w:p>
+        </w:tc>
+        <w:tc>
+          <w:tcPr>
+            <w:tcW w:type="dxa" w:w="1077"/>
+          </w:tcPr>
+          <w:p>
+            <w:r>
+              <w:rPr>
+                <w:i w:val="0"/>
+                <w:color w:val="262626"/>
+                <w:sz w:val="16"/>
+              </w:rPr>
+              <w:t>Presentación final</w:t>
+            </w:r>
+          </w:p>
+        </w:tc>
+        <w:tc>
+          <w:tcPr>
+            <w:tcW w:type="dxa" w:w="1276"/>
+          </w:tcPr>
+          <w:p>
+            <w:r>
+              <w:rPr>
+                <w:i w:val="0"/>
+                <w:color w:val="262626"/>
+                <w:sz w:val="16"/>
+              </w:rPr>
+              <w:t>—</w:t>
+            </w:r>
+          </w:p>
+        </w:tc>
+        <w:tc>
+          <w:tcPr>
+            <w:tcW w:type="dxa" w:w="1276"/>
+          </w:tcPr>
+          <w:p>
+            <w:r>
+              <w:rPr>
+                <w:i w:val="0"/>
+                <w:color w:val="262626"/>
+                <w:sz w:val="16"/>
+              </w:rPr>
+              <w:t>S17–S18</w:t>
+            </w:r>
+          </w:p>
+        </w:tc>
+        <w:tc>
+          <w:tcPr>
+            <w:tcW w:type="dxa" w:w="1275"/>
+          </w:tcPr>
+          <w:p>
+            <w:r>
+              <w:rPr>
+                <w:i w:val="0"/>
+                <w:color w:val="262626"/>
+                <w:sz w:val="16"/>
+              </w:rPr>
+              <w:t>Equipo</w:t>
+            </w:r>
+          </w:p>
+        </w:tc>
+        <w:tc>
+          <w:tcPr>
+            <w:tcW w:type="dxa" w:w="1276"/>
+          </w:tcPr>
+          <w:p>
+            <w:r>
+              <w:rPr>
+                <w:i w:val="0"/>
+                <w:color w:val="262626"/>
+                <w:sz w:val="16"/>
+              </w:rPr>
+              <w:t>—</w:t>
+            </w:r>
+          </w:p>
+        </w:tc>
+        <w:tc>
+          <w:tcPr>
+            <w:tcW w:type="dxa" w:w="1418"/>
+          </w:tcPr>
+          <w:p>
+            <w:r>
+              <w:rPr>
+                <w:i w:val="0"/>
+                <w:color w:val="262626"/>
+                <w:sz w:val="16"/>
+              </w:rPr>
+              <w:t>No iniciado</w:t>
+            </w:r>
+          </w:p>
+        </w:tc>
+        <w:tc>
+          <w:tcPr>
+            <w:tcW w:type="dxa" w:w="850"/>
+          </w:tcPr>
+          <w:p>
+            <w:r>
+              <w:rPr>
+                <w:i w:val="0"/>
+                <w:color w:val="262626"/>
+                <w:sz w:val="16"/>
+              </w:rPr>
+              <w:t>—</w:t>
+            </w:r>
+          </w:p>
+        </w:tc>
+      </w:tr>
     </w:tbl>
     <w:p>
       <w:pPr>
@@ -2477,7 +3823,6 @@
     <w:tbl>
       <w:tblPr>
         <w:tblStyle w:val="Tablaconcuadrcula"/>
-        <w:tblpPr w:leftFromText="180" w:rightFromText="180" w:vertAnchor="text" w:horzAnchor="margin" w:tblpX="-572" w:tblpY="1"/>
         <w:tblW w:w="5590" w:type="pct"/>
         <w:tblBorders>
           <w:top w:val="single" w:sz="4" w:space="0" w:color="BFBFBF" w:themeColor="background1" w:themeShade="BF"/>
@@ -2517,49 +3862,38 @@
             <w:r>
               <w:rPr>
                 <w:rFonts w:ascii="Calibri" w:hAnsi="Calibri"/>
-                <w:color w:val="1F3864" w:themeColor="accent1" w:themeShade="80"/>
-              </w:rPr>
-              <w:t>Factores que han f</w:t>
-            </w:r>
-            <w:r>
-              <w:rPr>
-                <w:rFonts w:ascii="Calibri" w:hAnsi="Calibri"/>
-                <w:color w:val="1F3864" w:themeColor="accent1" w:themeShade="80"/>
-              </w:rPr>
-              <w:t>acilita</w:t>
-            </w:r>
-            <w:r>
-              <w:rPr>
-                <w:rFonts w:ascii="Calibri" w:hAnsi="Calibri"/>
-                <w:color w:val="1F3864" w:themeColor="accent1" w:themeShade="80"/>
-              </w:rPr>
-              <w:t>do y/o</w:t>
-            </w:r>
-            <w:r>
-              <w:rPr>
-                <w:rFonts w:ascii="Calibri" w:hAnsi="Calibri"/>
-                <w:color w:val="1F3864" w:themeColor="accent1" w:themeShade="80"/>
-              </w:rPr>
-              <w:t xml:space="preserve"> </w:t>
-            </w:r>
-            <w:r>
-              <w:rPr>
-                <w:rFonts w:ascii="Calibri" w:hAnsi="Calibri"/>
-                <w:color w:val="1F3864" w:themeColor="accent1" w:themeShade="80"/>
-              </w:rPr>
-              <w:t>dificultado el desarrollo de mi plan de trabajo</w:t>
-            </w:r>
-            <w:r>
-              <w:rPr>
-                <w:rFonts w:ascii="Calibri" w:hAnsi="Calibri" w:cs="Arial"/>
+                <w:b/>
+                <w:color w:val="1F3864" w:themeColor="accent1" w:themeShade="80"/>
+              </w:rPr>
+              <w:t>Factores que han facilitado y/o dificultado el desarrollo de mi plan de trabajo:</w:t>
+            </w:r>
+          </w:p>
+          <w:p>
+            <w:pPr>
+              <w:jc w:val="both"/>
+              <w:rPr>
+                <w:rFonts w:ascii="Calibri" w:hAnsi="Calibri" w:cs="Arial"/>
+                <w:i/>
+                <w:iCs/>
                 <w:color w:val="548DD4"/>
                 <w:sz w:val="20"/>
                 <w:szCs w:val="20"/>
                 <w:lang w:eastAsia="es-CL"/>
               </w:rPr>
-              <w:t xml:space="preserve">: </w:t>
-            </w:r>
-            <w:r>
+            </w:pPr>
+            <w:r>
+              <w:rPr>
+                <w:rFonts w:ascii="Calibri" w:hAnsi="Calibri"/>
+                <w:b w:val="0"/>
+                <w:i w:val="0"/>
+                <w:color w:val="262626"/>
+              </w:rPr>
+              <w:t>Facilitadores: Godot permitió definir los datos del juego como Resources (.tres), de modo que agregar un material, un arma o un monstruo no requiere tocar código; el GDD dejó claras las reglas de cada sistema; Trello y los Pull Requests ayudaron a coordinar el trabajo de los tres integrantes; y las escenas de prueba permitieron validar el combate y la forja de forma aislada.</w:t>
+            </w:r>
+          </w:p>
+          <w:p>
+            <w:pPr>
+              <w:jc w:val="both"/>
               <w:rPr>
                 <w:rFonts w:ascii="Calibri" w:hAnsi="Calibri" w:cs="Arial"/>
                 <w:i/>
@@ -2569,9 +3903,20 @@
                 <w:szCs w:val="20"/>
                 <w:lang w:eastAsia="es-CL"/>
               </w:rPr>
-              <w:t>Describe los factores que han facilitado y</w:t>
-            </w:r>
-            <w:r>
+            </w:pPr>
+            <w:r>
+              <w:rPr>
+                <w:rFonts w:ascii="Calibri" w:hAnsi="Calibri"/>
+                <w:b w:val="0"/>
+                <w:i w:val="0"/>
+                <w:color w:val="262626"/>
+              </w:rPr>
+              <w:t>Dificultades y acciones:</w:t>
+            </w:r>
+          </w:p>
+          <w:p>
+            <w:pPr>
+              <w:jc w:val="both"/>
               <w:rPr>
                 <w:rFonts w:ascii="Calibri" w:hAnsi="Calibri" w:cs="Arial"/>
                 <w:i/>
@@ -2581,9 +3926,20 @@
                 <w:szCs w:val="20"/>
                 <w:lang w:eastAsia="es-CL"/>
               </w:rPr>
-              <w:t>/o</w:t>
-            </w:r>
-            <w:r>
+            </w:pPr>
+            <w:r>
+              <w:rPr>
+                <w:rFonts w:ascii="Calibri" w:hAnsi="Calibri"/>
+                <w:b w:val="0"/>
+                <w:i w:val="0"/>
+                <w:color w:val="262626"/>
+              </w:rPr>
+              <w:t>• Pérdida de archivos por la sincronización de OneDrive (al inicio y el 01-10). Acción: trabajar el repositorio fuera de carpetas sincronizadas y usar Git como respaldo. No se ha repetido.</w:t>
+            </w:r>
+          </w:p>
+          <w:p>
+            <w:pPr>
+              <w:jc w:val="both"/>
               <w:rPr>
                 <w:rFonts w:ascii="Calibri" w:hAnsi="Calibri" w:cs="Arial"/>
                 <w:i/>
@@ -2593,9 +3949,20 @@
                 <w:szCs w:val="20"/>
                 <w:lang w:eastAsia="es-CL"/>
               </w:rPr>
-              <w:t xml:space="preserve"> dificultado el desarrollo de tu Proyecto APT hasta ahora. En el caso de las dificultades</w:t>
-            </w:r>
-            <w:r>
+            </w:pPr>
+            <w:r>
+              <w:rPr>
+                <w:rFonts w:ascii="Calibri" w:hAnsi="Calibri"/>
+                <w:b w:val="0"/>
+                <w:i w:val="0"/>
+                <w:color w:val="262626"/>
+              </w:rPr>
+              <w:t>• Carga de trabajo dispareja: en main hay 63 commits de Felipe, 18 de Joel y 4 de Yerko. Acción: repartir entre los tres las tareas pendientes de la etapa de pruebas.</w:t>
+            </w:r>
+          </w:p>
+          <w:p>
+            <w:pPr>
+              <w:jc w:val="both"/>
               <w:rPr>
                 <w:rFonts w:ascii="Calibri" w:hAnsi="Calibri" w:cs="Arial"/>
                 <w:i/>
@@ -2605,9 +3972,20 @@
                 <w:szCs w:val="20"/>
                 <w:lang w:eastAsia="es-CL"/>
               </w:rPr>
-              <w:t xml:space="preserve"> debes describir</w:t>
-            </w:r>
-            <w:r>
+            </w:pPr>
+            <w:r>
+              <w:rPr>
+                <w:rFonts w:ascii="Calibri" w:hAnsi="Calibri"/>
+                <w:b w:val="0"/>
+                <w:i w:val="0"/>
+                <w:color w:val="262626"/>
+              </w:rPr>
+              <w:t>• Cambios de diseño sin acuerdo previo (la curación se programó al entrar a la herrería y luego se cambió a pociones). Acción: confirmar el diseño con el equipo y el GDD antes de implementar.</w:t>
+            </w:r>
+          </w:p>
+          <w:p>
+            <w:pPr>
+              <w:jc w:val="both"/>
               <w:rPr>
                 <w:rFonts w:ascii="Calibri" w:hAnsi="Calibri" w:cs="Arial"/>
                 <w:i/>
@@ -2617,81 +3995,22 @@
                 <w:szCs w:val="20"/>
                 <w:lang w:eastAsia="es-CL"/>
               </w:rPr>
-              <w:t xml:space="preserve"> qué acciones tomaste y/o tomarás para </w:t>
-            </w:r>
-            <w:r>
-              <w:rPr>
-                <w:rFonts w:ascii="Calibri" w:hAnsi="Calibri" w:cs="Arial"/>
-                <w:i/>
-                <w:iCs/>
-                <w:color w:val="548DD4"/>
-                <w:sz w:val="20"/>
-                <w:szCs w:val="20"/>
-                <w:lang w:eastAsia="es-CL"/>
-              </w:rPr>
-              <w:t xml:space="preserve">solucionarlas. </w:t>
-            </w:r>
-            <w:r>
-              <w:rPr>
-                <w:rFonts w:ascii="Calibri" w:hAnsi="Calibri"/>
-                <w:b/>
-                <w:color w:val="1F3864" w:themeColor="accent1" w:themeShade="80"/>
-              </w:rPr>
-              <w:t xml:space="preserve"> </w:t>
-            </w:r>
-          </w:p>
-          <w:p>
-            <w:pPr>
-              <w:rPr>
-                <w:rFonts w:ascii="Calibri" w:hAnsi="Calibri"/>
-                <w:color w:val="1F3864" w:themeColor="accent1" w:themeShade="80"/>
-              </w:rPr>
-            </w:pPr>
-          </w:p>
-          <w:p>
-            <w:pPr>
-              <w:rPr>
-                <w:rFonts w:ascii="Calibri" w:hAnsi="Calibri"/>
-                <w:color w:val="1F3864" w:themeColor="accent1" w:themeShade="80"/>
-              </w:rPr>
-            </w:pPr>
-          </w:p>
-          <w:p>
-            <w:pPr>
-              <w:jc w:val="both"/>
-              <w:rPr>
-                <w:rFonts w:ascii="Calibri" w:hAnsi="Calibri" w:cs="Arial"/>
-                <w:i/>
-                <w:color w:val="548DD4"/>
-                <w:sz w:val="20"/>
-                <w:szCs w:val="20"/>
-                <w:lang w:eastAsia="es-CL"/>
-              </w:rPr>
-            </w:pPr>
-          </w:p>
-          <w:p>
-            <w:pPr>
-              <w:jc w:val="both"/>
-              <w:rPr>
-                <w:rFonts w:ascii="Calibri" w:hAnsi="Calibri" w:cs="Arial"/>
-                <w:i/>
-                <w:color w:val="548DD4"/>
-                <w:sz w:val="20"/>
-                <w:szCs w:val="20"/>
-                <w:lang w:eastAsia="es-CL"/>
-              </w:rPr>
-            </w:pPr>
-          </w:p>
-          <w:p>
-            <w:pPr>
-              <w:jc w:val="both"/>
-              <w:rPr>
-                <w:rFonts w:ascii="Calibri" w:hAnsi="Calibri" w:cs="Arial"/>
-                <w:i/>
-                <w:color w:val="548DD4"/>
-                <w:sz w:val="20"/>
-                <w:szCs w:val="20"/>
-                <w:lang w:eastAsia="es-CL"/>
+            </w:pPr>
+            <w:r>
+              <w:rPr>
+                <w:rFonts w:ascii="Calibri" w:hAnsi="Calibri"/>
+                <w:b w:val="0"/>
+                <w:i w:val="0"/>
+                <w:color w:val="262626"/>
+              </w:rPr>
+              <w:t>• Commits grandes o con mensajes poco descriptivos que dificultan revisar el historial. Acción: commits pequeños, uno por funcionalidad, con mensaje que describa el cambio.</w:t>
+            </w:r>
+          </w:p>
+          <w:p>
+            <w:pPr>
+              <w:rPr>
+                <w:rFonts w:ascii="Calibri" w:hAnsi="Calibri"/>
+                <w:color w:val="1F3864" w:themeColor="accent1" w:themeShade="80"/>
               </w:rPr>
             </w:pPr>
           </w:p>
@@ -2712,7 +4031,6 @@
     <w:tbl>
       <w:tblPr>
         <w:tblStyle w:val="Tablaconcuadrcula"/>
-        <w:tblpPr w:leftFromText="180" w:rightFromText="180" w:vertAnchor="text" w:horzAnchor="margin" w:tblpX="-572" w:tblpY="107"/>
         <w:tblW w:w="5588" w:type="pct"/>
         <w:tblBorders>
           <w:top w:val="single" w:sz="4" w:space="0" w:color="BFBFBF" w:themeColor="background1" w:themeShade="BF"/>
@@ -2751,12 +4069,15 @@
             <w:r>
               <w:rPr>
                 <w:rFonts w:ascii="Calibri" w:hAnsi="Calibri"/>
-                <w:color w:val="1F3864" w:themeColor="accent1" w:themeShade="80"/>
-              </w:rPr>
-              <w:lastRenderedPageBreak/>
-              <w:t xml:space="preserve">Actividades ajustadas o eliminadas: </w:t>
-            </w:r>
-            <w:r>
+                <w:b/>
+                <w:color w:val="1F3864" w:themeColor="accent1" w:themeShade="80"/>
+              </w:rPr>
+              <w:t>Actividades ajustadas o eliminadas:</w:t>
+            </w:r>
+          </w:p>
+          <w:p>
+            <w:pPr>
+              <w:jc w:val="both"/>
               <w:rPr>
                 <w:rFonts w:ascii="Calibri" w:hAnsi="Calibri" w:cs="Arial"/>
                 <w:i/>
@@ -2765,9 +4086,20 @@
                 <w:szCs w:val="20"/>
                 <w:lang w:eastAsia="es-CL"/>
               </w:rPr>
-              <w:t>Señalar los ajustes</w:t>
-            </w:r>
-            <w:r>
+            </w:pPr>
+            <w:r>
+              <w:rPr>
+                <w:rFonts w:ascii="Calibri" w:hAnsi="Calibri"/>
+                <w:b w:val="0"/>
+                <w:i w:val="0"/>
+                <w:color w:val="262626"/>
+              </w:rPr>
+              <w:t>• Combate: se redistribuyó entre los tres integrantes (Joel: turnos, daño y ataque con timing; Yerko: IA y Defender; Felipe: combate en el mundo), porque el sistema base era necesario antes para conectar estadísticas, HUD y recompensas.</w:t>
+            </w:r>
+          </w:p>
+          <w:p>
+            <w:pPr>
+              <w:jc w:val="both"/>
               <w:rPr>
                 <w:rFonts w:ascii="Calibri" w:hAnsi="Calibri" w:cs="Arial"/>
                 <w:i/>
@@ -2776,9 +4108,20 @@
                 <w:szCs w:val="20"/>
                 <w:lang w:eastAsia="es-CL"/>
               </w:rPr>
-              <w:t xml:space="preserve"> que realizaste a tu plan de trabajo o </w:t>
-            </w:r>
-            <w:r>
+            </w:pPr>
+            <w:r>
+              <w:rPr>
+                <w:rFonts w:ascii="Calibri" w:hAnsi="Calibri"/>
+                <w:b w:val="0"/>
+                <w:i w:val="0"/>
+                <w:color w:val="262626"/>
+              </w:rPr>
+              <w:t>• Persistencia y progresión: se adelantó del periodo S11–S13 al Sprint 5, porque el guardado era necesario para probar partidas largas.</w:t>
+            </w:r>
+          </w:p>
+          <w:p>
+            <w:pPr>
+              <w:jc w:val="both"/>
               <w:rPr>
                 <w:rFonts w:ascii="Calibri" w:hAnsi="Calibri" w:cs="Arial"/>
                 <w:i/>
@@ -2787,9 +4130,20 @@
                 <w:szCs w:val="20"/>
                 <w:lang w:eastAsia="es-CL"/>
               </w:rPr>
-              <w:t>actividades que</w:t>
-            </w:r>
-            <w:r>
+            </w:pPr>
+            <w:r>
+              <w:rPr>
+                <w:rFonts w:ascii="Calibri" w:hAnsi="Calibri"/>
+                <w:b w:val="0"/>
+                <w:i w:val="0"/>
+                <w:color w:val="262626"/>
+              </w:rPr>
+              <w:t>• Curación: se cambió de curar al entrar a la herrería a curar solo al reaparecer después de perder; la curación normal es con pociones y vendas, según lo acordado con el equipo.</w:t>
+            </w:r>
+          </w:p>
+          <w:p>
+            <w:pPr>
+              <w:jc w:val="both"/>
               <w:rPr>
                 <w:rFonts w:ascii="Calibri" w:hAnsi="Calibri" w:cs="Arial"/>
                 <w:i/>
@@ -2798,9 +4152,20 @@
                 <w:szCs w:val="20"/>
                 <w:lang w:eastAsia="es-CL"/>
               </w:rPr>
-              <w:t xml:space="preserve"> eliminaste</w:t>
-            </w:r>
-            <w:r>
+            </w:pPr>
+            <w:r>
+              <w:rPr>
+                <w:rFonts w:ascii="Calibri" w:hAnsi="Calibri"/>
+                <w:b w:val="0"/>
+                <w:i w:val="0"/>
+                <w:color w:val="262626"/>
+              </w:rPr>
+              <w:t>• Estamina: se desactivó temporalmente el consumo de estamina (commit 00b571f) para no penalizar al jugador mientras se ajusta el balance.</w:t>
+            </w:r>
+          </w:p>
+          <w:p>
+            <w:pPr>
+              <w:jc w:val="both"/>
               <w:rPr>
                 <w:rFonts w:ascii="Calibri" w:hAnsi="Calibri" w:cs="Arial"/>
                 <w:i/>
@@ -2809,9 +4174,20 @@
                 <w:szCs w:val="20"/>
                 <w:lang w:eastAsia="es-CL"/>
               </w:rPr>
-              <w:t xml:space="preserve"> y</w:t>
-            </w:r>
-            <w:r>
+            </w:pPr>
+            <w:r>
+              <w:rPr>
+                <w:rFonts w:ascii="Calibri" w:hAnsi="Calibri"/>
+                <w:b w:val="0"/>
+                <w:i w:val="0"/>
+                <w:color w:val="262626"/>
+              </w:rPr>
+              <w:t>• Se agregó la actividad de documentación y repositorio de evidencias, no incluida en el plan original.</w:t>
+            </w:r>
+          </w:p>
+          <w:p>
+            <w:pPr>
+              <w:jc w:val="both"/>
               <w:rPr>
                 <w:rFonts w:ascii="Calibri" w:hAnsi="Calibri" w:cs="Arial"/>
                 <w:i/>
@@ -2820,133 +4196,16 @@
                 <w:szCs w:val="20"/>
                 <w:lang w:eastAsia="es-CL"/>
               </w:rPr>
-              <w:t>,</w:t>
-            </w:r>
-            <w:r>
-              <w:rPr>
-                <w:rFonts w:ascii="Calibri" w:hAnsi="Calibri" w:cs="Arial"/>
-                <w:i/>
-                <w:color w:val="548DD4"/>
-                <w:sz w:val="20"/>
-                <w:szCs w:val="20"/>
-                <w:lang w:eastAsia="es-CL"/>
-              </w:rPr>
-              <w:t xml:space="preserve"> justifica por</w:t>
-            </w:r>
-            <w:r>
-              <w:rPr>
-                <w:rFonts w:ascii="Calibri" w:hAnsi="Calibri" w:cs="Arial"/>
-                <w:i/>
-                <w:color w:val="548DD4"/>
-                <w:sz w:val="20"/>
-                <w:szCs w:val="20"/>
-                <w:lang w:eastAsia="es-CL"/>
-              </w:rPr>
-              <w:t xml:space="preserve"> </w:t>
-            </w:r>
-            <w:r>
-              <w:rPr>
-                <w:rFonts w:ascii="Calibri" w:hAnsi="Calibri" w:cs="Arial"/>
-                <w:i/>
-                <w:color w:val="548DD4"/>
-                <w:sz w:val="20"/>
-                <w:szCs w:val="20"/>
-                <w:lang w:eastAsia="es-CL"/>
-              </w:rPr>
-              <w:t xml:space="preserve">qué lo hiciste. </w:t>
-            </w:r>
-            <w:r>
-              <w:t xml:space="preserve"> </w:t>
-            </w:r>
-            <w:r>
-              <w:rPr>
-                <w:rFonts w:ascii="Calibri" w:hAnsi="Calibri" w:cs="Arial"/>
-                <w:i/>
-                <w:color w:val="548DD4"/>
-                <w:sz w:val="20"/>
-                <w:szCs w:val="20"/>
-                <w:lang w:eastAsia="es-CL"/>
-              </w:rPr>
-              <w:t>En el caso de que tu plan de trabajo no haya requerido ni requiera ajustes, justifica esta decisión a partir de los facilitadores que te han permitido desarrollarlo como fue planeado.</w:t>
-            </w:r>
-          </w:p>
-          <w:p>
-            <w:pPr>
-              <w:jc w:val="both"/>
-              <w:rPr>
-                <w:rFonts w:ascii="Calibri" w:hAnsi="Calibri" w:cs="Arial"/>
-                <w:i/>
-                <w:color w:val="548DD4"/>
-                <w:sz w:val="20"/>
-                <w:szCs w:val="20"/>
-                <w:lang w:eastAsia="es-CL"/>
-              </w:rPr>
-            </w:pPr>
-          </w:p>
-          <w:p>
-            <w:pPr>
-              <w:jc w:val="both"/>
-              <w:rPr>
-                <w:rFonts w:ascii="Calibri" w:hAnsi="Calibri" w:cs="Arial"/>
-                <w:i/>
-                <w:color w:val="C00000"/>
-                <w:sz w:val="20"/>
-                <w:szCs w:val="20"/>
-                <w:lang w:eastAsia="es-CL"/>
-              </w:rPr>
-            </w:pPr>
-          </w:p>
-          <w:p>
-            <w:pPr>
-              <w:jc w:val="both"/>
-              <w:rPr>
-                <w:rFonts w:ascii="Calibri" w:hAnsi="Calibri" w:cs="Arial"/>
-                <w:i/>
-                <w:color w:val="548DD4"/>
-                <w:sz w:val="20"/>
-                <w:szCs w:val="20"/>
-                <w:lang w:eastAsia="es-CL"/>
-              </w:rPr>
-            </w:pPr>
-          </w:p>
-          <w:p>
-            <w:pPr>
-              <w:jc w:val="both"/>
-              <w:rPr>
-                <w:rFonts w:ascii="Calibri" w:hAnsi="Calibri" w:cs="Arial"/>
-                <w:i/>
-                <w:color w:val="548DD4"/>
-                <w:sz w:val="20"/>
-                <w:szCs w:val="20"/>
-                <w:lang w:eastAsia="es-CL"/>
-              </w:rPr>
-            </w:pPr>
-          </w:p>
-          <w:p>
-            <w:pPr>
-              <w:jc w:val="both"/>
-              <w:rPr>
-                <w:rFonts w:ascii="Calibri" w:hAnsi="Calibri" w:cs="Arial"/>
-                <w:i/>
-                <w:color w:val="548DD4"/>
-                <w:sz w:val="20"/>
-                <w:szCs w:val="20"/>
-                <w:lang w:eastAsia="es-CL"/>
-              </w:rPr>
-            </w:pPr>
-          </w:p>
-          <w:p>
-            <w:pPr>
-              <w:jc w:val="both"/>
-              <w:rPr>
-                <w:rFonts w:ascii="Calibri" w:hAnsi="Calibri" w:cs="Arial"/>
-                <w:i/>
-                <w:color w:val="548DD4"/>
-                <w:sz w:val="20"/>
-                <w:szCs w:val="20"/>
-                <w:lang w:eastAsia="es-CL"/>
-              </w:rPr>
-            </w:pPr>
+            </w:pPr>
+            <w:r>
+              <w:rPr>
+                <w:rFonts w:ascii="Calibri" w:hAnsi="Calibri"/>
+                <w:b w:val="0"/>
+                <w:i w:val="0"/>
+                <w:color w:val="262626"/>
+              </w:rPr>
+              <w:t>No se eliminaron actividades.</w:t>
+            </w:r>
           </w:p>
           <w:p>
             <w:pPr>
@@ -3034,11 +4293,15 @@
             <w:r>
               <w:rPr>
                 <w:rFonts w:ascii="Calibri" w:hAnsi="Calibri"/>
+                <w:b/>
                 <w:color w:val="1F3864" w:themeColor="accent1" w:themeShade="80"/>
               </w:rPr>
               <w:t>Actividades que no has iniciado o están retrasadas:</w:t>
             </w:r>
-            <w:r>
+          </w:p>
+          <w:p>
+            <w:pPr>
+              <w:jc w:val="both"/>
               <w:rPr>
                 <w:rFonts w:ascii="Calibri" w:hAnsi="Calibri" w:cs="Arial"/>
                 <w:i/>
@@ -3047,9 +4310,20 @@
                 <w:szCs w:val="20"/>
                 <w:lang w:eastAsia="es-CL"/>
               </w:rPr>
-              <w:t xml:space="preserve"> </w:t>
-            </w:r>
-            <w:r>
+            </w:pPr>
+            <w:r>
+              <w:rPr>
+                <w:rFonts w:ascii="Calibri" w:hAnsi="Calibri"/>
+                <w:b w:val="0"/>
+                <w:i w:val="0"/>
+                <w:color w:val="262626"/>
+              </w:rPr>
+              <w:t>• Pruebas automatizadas (objetivo específico 6): no iniciadas. Motivo: el equipo priorizó terminar los sistemas del vertical slice. Estrategia: escribir pruebas de los sistemas con reglas fijas (daño, inventario, guardado) usando escenas o scripts que se ejecuten sin interfaz, y repartirlas entre los tres integrantes.</w:t>
+            </w:r>
+          </w:p>
+          <w:p>
+            <w:pPr>
+              <w:jc w:val="both"/>
               <w:rPr>
                 <w:rFonts w:ascii="Calibri" w:hAnsi="Calibri" w:cs="Arial"/>
                 <w:i/>
@@ -3058,9 +4332,20 @@
                 <w:szCs w:val="20"/>
                 <w:lang w:eastAsia="es-CL"/>
               </w:rPr>
-              <w:t>En caso</w:t>
-            </w:r>
-            <w:r>
+            </w:pPr>
+            <w:r>
+              <w:rPr>
+                <w:rFonts w:ascii="Calibri" w:hAnsi="Calibri"/>
+                <w:b w:val="0"/>
+                <w:i w:val="0"/>
+                <w:color w:val="262626"/>
+              </w:rPr>
+              <w:t>• Prueba con estudiantes de metalurgia: no iniciada. Estrategia: preparar una sesión corta de juego con una encuesta de comprensión de las propiedades de los metales y coordinarla con estudiantes de la carrera durante la etapa de pruebas.</w:t>
+            </w:r>
+          </w:p>
+          <w:p>
+            <w:pPr>
+              <w:jc w:val="both"/>
               <w:rPr>
                 <w:rFonts w:ascii="Calibri" w:hAnsi="Calibri" w:cs="Arial"/>
                 <w:i/>
@@ -3069,9 +4354,20 @@
                 <w:szCs w:val="20"/>
                 <w:lang w:eastAsia="es-CL"/>
               </w:rPr>
-              <w:t xml:space="preserve"> de</w:t>
-            </w:r>
-            <w:r>
+            </w:pPr>
+            <w:r>
+              <w:rPr>
+                <w:rFonts w:ascii="Calibri" w:hAnsi="Calibri"/>
+                <w:b w:val="0"/>
+                <w:i w:val="0"/>
+                <w:color w:val="262626"/>
+              </w:rPr>
+              <w:t>• Exportación ejecutable para Windows: no iniciada (aún no hay preset de exportación). Estrategia: generarla antes de la prueba con estudiantes, para que puedan jugar sin instalar Godot.</w:t>
+            </w:r>
+          </w:p>
+          <w:p>
+            <w:pPr>
+              <w:jc w:val="both"/>
               <w:rPr>
                 <w:rFonts w:ascii="Calibri" w:hAnsi="Calibri" w:cs="Arial"/>
                 <w:i/>
@@ -3080,201 +4376,16 @@
                 <w:szCs w:val="20"/>
                 <w:lang w:eastAsia="es-CL"/>
               </w:rPr>
-              <w:t xml:space="preserve"> que </w:t>
-            </w:r>
-            <w:r>
-              <w:rPr>
-                <w:rFonts w:ascii="Calibri" w:hAnsi="Calibri" w:cs="Arial"/>
-                <w:b/>
-                <w:i/>
-                <w:color w:val="548DD4"/>
-                <w:sz w:val="20"/>
-                <w:szCs w:val="20"/>
-                <w:lang w:eastAsia="es-CL"/>
-              </w:rPr>
-              <w:t>no ha</w:t>
-            </w:r>
-            <w:r>
-              <w:rPr>
-                <w:rFonts w:ascii="Calibri" w:hAnsi="Calibri" w:cs="Arial"/>
-                <w:b/>
-                <w:i/>
-                <w:color w:val="548DD4"/>
-                <w:sz w:val="20"/>
-                <w:szCs w:val="20"/>
-                <w:lang w:eastAsia="es-CL"/>
-              </w:rPr>
-              <w:t>yas</w:t>
-            </w:r>
-            <w:r>
-              <w:rPr>
-                <w:rFonts w:ascii="Calibri" w:hAnsi="Calibri" w:cs="Arial"/>
-                <w:b/>
-                <w:i/>
-                <w:color w:val="548DD4"/>
-                <w:sz w:val="20"/>
-                <w:szCs w:val="20"/>
-                <w:lang w:eastAsia="es-CL"/>
-              </w:rPr>
-              <w:t xml:space="preserve"> iniciado actividades o est</w:t>
-            </w:r>
-            <w:r>
-              <w:rPr>
-                <w:rFonts w:ascii="Calibri" w:hAnsi="Calibri" w:cs="Arial"/>
-                <w:b/>
-                <w:i/>
-                <w:color w:val="548DD4"/>
-                <w:sz w:val="20"/>
-                <w:szCs w:val="20"/>
-                <w:lang w:eastAsia="es-CL"/>
-              </w:rPr>
-              <w:t>é</w:t>
-            </w:r>
-            <w:r>
-              <w:rPr>
-                <w:rFonts w:ascii="Calibri" w:hAnsi="Calibri" w:cs="Arial"/>
-                <w:b/>
-                <w:i/>
-                <w:color w:val="548DD4"/>
-                <w:sz w:val="20"/>
-                <w:szCs w:val="20"/>
-                <w:lang w:eastAsia="es-CL"/>
-              </w:rPr>
-              <w:t>n retrasadas</w:t>
-            </w:r>
-            <w:r>
-              <w:rPr>
-                <w:rFonts w:ascii="Calibri" w:hAnsi="Calibri" w:cs="Arial"/>
-                <w:i/>
-                <w:color w:val="548DD4"/>
-                <w:sz w:val="20"/>
-                <w:szCs w:val="20"/>
-                <w:lang w:eastAsia="es-CL"/>
-              </w:rPr>
-              <w:t xml:space="preserve"> de acuerdo a tu planificación</w:t>
-            </w:r>
-            <w:r>
-              <w:rPr>
-                <w:rFonts w:ascii="Calibri" w:hAnsi="Calibri" w:cs="Arial"/>
-                <w:i/>
-                <w:color w:val="548DD4"/>
-                <w:sz w:val="20"/>
-                <w:szCs w:val="20"/>
-                <w:lang w:eastAsia="es-CL"/>
-              </w:rPr>
-              <w:t>,</w:t>
-            </w:r>
-            <w:r>
-              <w:rPr>
-                <w:rFonts w:ascii="Calibri" w:hAnsi="Calibri" w:cs="Arial"/>
-                <w:i/>
-                <w:color w:val="548DD4"/>
-                <w:sz w:val="20"/>
-                <w:szCs w:val="20"/>
-                <w:lang w:eastAsia="es-CL"/>
-              </w:rPr>
-              <w:t xml:space="preserve"> señala los motivos por lo</w:t>
-            </w:r>
-            <w:r>
-              <w:rPr>
-                <w:rFonts w:ascii="Calibri" w:hAnsi="Calibri" w:cs="Arial"/>
-                <w:i/>
-                <w:color w:val="548DD4"/>
-                <w:sz w:val="20"/>
-                <w:szCs w:val="20"/>
-                <w:lang w:eastAsia="es-CL"/>
-              </w:rPr>
-              <w:t>s</w:t>
-            </w:r>
-            <w:r>
-              <w:rPr>
-                <w:rFonts w:ascii="Calibri" w:hAnsi="Calibri" w:cs="Arial"/>
-                <w:i/>
-                <w:color w:val="548DD4"/>
-                <w:sz w:val="20"/>
-                <w:szCs w:val="20"/>
-                <w:lang w:eastAsia="es-CL"/>
-              </w:rPr>
-              <w:t xml:space="preserve"> que no has podido cumplir dichos plazos y qué estrategias utilizarás para avanzar en dichas actividades y no afectar tu proyecto APT. </w:t>
-            </w:r>
-          </w:p>
-          <w:p>
-            <w:pPr>
-              <w:jc w:val="both"/>
-              <w:rPr>
-                <w:rFonts w:ascii="Calibri" w:hAnsi="Calibri" w:cs="Arial"/>
-                <w:i/>
-                <w:color w:val="548DD4"/>
-                <w:sz w:val="20"/>
-                <w:szCs w:val="20"/>
-                <w:lang w:eastAsia="es-CL"/>
-              </w:rPr>
-            </w:pPr>
-          </w:p>
-          <w:p>
-            <w:pPr>
-              <w:jc w:val="both"/>
-              <w:rPr>
-                <w:rFonts w:ascii="Calibri" w:hAnsi="Calibri" w:cs="Arial"/>
-                <w:i/>
-                <w:color w:val="548DD4"/>
-                <w:sz w:val="20"/>
-                <w:szCs w:val="20"/>
-                <w:lang w:eastAsia="es-CL"/>
-              </w:rPr>
-            </w:pPr>
-          </w:p>
-          <w:p>
-            <w:pPr>
-              <w:jc w:val="both"/>
-              <w:rPr>
-                <w:rFonts w:ascii="Calibri" w:hAnsi="Calibri" w:cs="Arial"/>
-                <w:i/>
-                <w:color w:val="548DD4"/>
-                <w:sz w:val="20"/>
-                <w:szCs w:val="20"/>
-                <w:lang w:eastAsia="es-CL"/>
-              </w:rPr>
-            </w:pPr>
-          </w:p>
-          <w:p>
-            <w:pPr>
-              <w:jc w:val="both"/>
-              <w:rPr>
-                <w:rFonts w:ascii="Calibri" w:hAnsi="Calibri" w:cs="Arial"/>
-                <w:i/>
-                <w:color w:val="548DD4"/>
-                <w:sz w:val="20"/>
-                <w:szCs w:val="20"/>
-                <w:lang w:eastAsia="es-CL"/>
-              </w:rPr>
-            </w:pPr>
-          </w:p>
-          <w:p>
-            <w:pPr>
-              <w:jc w:val="both"/>
-              <w:rPr>
-                <w:rFonts w:ascii="Calibri" w:hAnsi="Calibri" w:cs="Arial"/>
-                <w:i/>
-                <w:color w:val="548DD4"/>
-                <w:sz w:val="20"/>
-                <w:szCs w:val="20"/>
-                <w:lang w:eastAsia="es-CL"/>
-              </w:rPr>
-            </w:pPr>
-          </w:p>
-          <w:p>
-            <w:pPr>
-              <w:jc w:val="both"/>
-              <w:rPr>
-                <w:rFonts w:ascii="Calibri" w:hAnsi="Calibri" w:cs="Arial"/>
-                <w:i/>
-                <w:color w:val="548DD4"/>
-                <w:sz w:val="20"/>
-                <w:szCs w:val="20"/>
-                <w:lang w:eastAsia="es-CL"/>
-              </w:rPr>
-            </w:pPr>
+            </w:pPr>
+            <w:r>
+              <w:rPr>
+                <w:rFonts w:ascii="Calibri" w:hAnsi="Calibri"/>
+                <w:b w:val="0"/>
+                <w:i w:val="0"/>
+                <w:color w:val="262626"/>
+              </w:rPr>
+              <w:t>• Límites caminables e integración final del flujo de una partida: en curso en el Sprint 6.</w:t>
+            </w:r>
           </w:p>
           <w:p>
             <w:pPr>
